--- a/submissions/10-carton-bid-evaluation/inputs/bid_forms_itb_2026_17.docx
+++ b/submissions/10-carton-bid-evaluation/inputs/bid_forms_itb_2026_17.docx
@@ -31,7 +31,7 @@
         <w:spacing w:after="120"/>
       </w:pPr>
       <w:r>
-        <w:t>Six bids were received before the due time and opened in the purchasing office. Each bidder's completed bid form is reproduced below as marked, followed by the letter enclosed with it, in alphabetical order by bidder. Unit prices and extensions are as written on each form; nothing has been corrected or recomputed here. The tabulation as opened is in bid_tabulation_itb_2026_17.xlsx.</w:t>
+        <w:t>Eleven bids were received before the due time and opened in the purchasing office. Each bidder's completed bid form is reproduced below as marked, followed by the letter enclosed with it, in alphabetical order by bidder. Unit prices and extensions are as written on each form; nothing has been corrected or recomputed here. The tabulation as opened is in bid_tabulation_itb_2026_17.xlsx.</w:t>
       </w:r>
     </w:p>
     <w:p>
@@ -173,7 +173,7 @@
           </w:tcPr>
           <w:p>
             <w:r>
-              <w:t>60,000</w:t>
+              <w:t>45,000</w:t>
             </w:r>
           </w:p>
         </w:tc>
@@ -193,7 +193,7 @@
           </w:tcPr>
           <w:p>
             <w:r>
-              <w:t>34,260.00</w:t>
+              <w:t>25,695.00</w:t>
             </w:r>
           </w:p>
         </w:tc>
@@ -225,7 +225,7 @@
           </w:tcPr>
           <w:p>
             <w:r>
-              <w:t>84,000</w:t>
+              <w:t>64,000</w:t>
             </w:r>
           </w:p>
         </w:tc>
@@ -245,7 +245,7 @@
           </w:tcPr>
           <w:p>
             <w:r>
-              <w:t>33,432.00</w:t>
+              <w:t>25,472.00</w:t>
             </w:r>
           </w:p>
         </w:tc>
@@ -277,7 +277,7 @@
           </w:tcPr>
           <w:p>
             <w:r>
-              <w:t>48,000</w:t>
+              <w:t>36,000</w:t>
             </w:r>
           </w:p>
         </w:tc>
@@ -297,7 +297,7 @@
           </w:tcPr>
           <w:p>
             <w:r>
-              <w:t>13,248.00</w:t>
+              <w:t>9,936.00</w:t>
             </w:r>
           </w:p>
         </w:tc>
@@ -329,7 +329,7 @@
           </w:tcPr>
           <w:p>
             <w:r>
-              <w:t>12,000</w:t>
+              <w:t>9,000</w:t>
             </w:r>
           </w:p>
         </w:tc>
@@ -349,7 +349,7 @@
           </w:tcPr>
           <w:p>
             <w:r>
-              <w:t>19,860.00</w:t>
+              <w:t>14,895.00</w:t>
             </w:r>
           </w:p>
         </w:tc>
@@ -381,7 +381,7 @@
           </w:tcPr>
           <w:p>
             <w:r>
-              <w:t>30,000</w:t>
+              <w:t>24,000</w:t>
             </w:r>
           </w:p>
         </w:tc>
@@ -401,7 +401,7 @@
           </w:tcPr>
           <w:p>
             <w:r>
-              <w:t>28,200.00</w:t>
+              <w:t>22,560.00</w:t>
             </w:r>
           </w:p>
         </w:tc>
@@ -481,7 +481,7 @@
           </w:tcPr>
           <w:p>
             <w:r>
-              <w:t>130,500.00</w:t>
+              <w:t>100,058.00</w:t>
             </w:r>
           </w:p>
         </w:tc>
@@ -780,6 +780,758 @@
       </w:pPr>
       <w:r>
         <w:t>Sincerely, D. Rasmussen, Sales Manager, Brannock Box Company</w:t>
+      </w:r>
+    </w:p>
+    <w:p>
+      <w:r>
+        <w:br w:type="page"/>
+      </w:r>
+    </w:p>
+    <w:p>
+      <w:pPr>
+        <w:pStyle w:val="Heading1"/>
+      </w:pPr>
+      <w:r>
+        <w:t>Bid form, Dahlgren Paper Box Co.</w:t>
+      </w:r>
+    </w:p>
+    <w:p>
+      <w:pPr>
+        <w:spacing w:after="120"/>
+      </w:pPr>
+      <w:r>
+        <w:t>Bid Form, Invitation to Bid 2026-17, corrugated shipping cartons, annual requirement. The bidder offers to supply the items below for twelve months from award, in releases against a blanket purchase order, on the terms of the invitation as amended by its addenda, except as stated on this form and in any letter attached to it.</w:t>
+      </w:r>
+    </w:p>
+    <w:p>
+      <w:pPr>
+        <w:spacing w:after="40"/>
+      </w:pPr>
+      <w:r>
+        <w:t>Bidder: Dahlgren Paper Box Co., 815 Lincoln Avenue Southeast, St. Cloud, Minnesota 56304</w:t>
+      </w:r>
+    </w:p>
+    <w:p>
+      <w:pPr>
+        <w:spacing w:after="120"/>
+      </w:pPr>
+      <w:r>
+        <w:t>Plant of manufacture: St. Cloud, MN</w:t>
+      </w:r>
+    </w:p>
+    <w:tbl>
+      <w:tblPr>
+        <w:tblStyle w:val="TableGrid"/>
+        <w:tblW w:w="0" w:type="auto"/>
+        <w:tblLook w:val="04A0" w:firstRow="1" w:lastRow="0" w:firstColumn="1" w:lastColumn="0" w:noHBand="0" w:noVBand="1"/>
+      </w:tblPr>
+      <w:tblGrid>
+        <w:gridCol w:w="1872"/>
+        <w:gridCol w:w="1872"/>
+        <w:gridCol w:w="1872"/>
+        <w:gridCol w:w="1872"/>
+        <w:gridCol w:w="1872"/>
+      </w:tblGrid>
+      <w:tr>
+        <w:tc>
+          <w:tcPr>
+            <w:tcW w:w="1872" w:type="dxa"/>
+          </w:tcPr>
+          <w:p>
+            <w:r>
+              <w:rPr>
+                <w:b/>
+              </w:rPr>
+              <w:t>Item</w:t>
+            </w:r>
+          </w:p>
+        </w:tc>
+        <w:tc>
+          <w:tcPr>
+            <w:tcW w:w="1872" w:type="dxa"/>
+          </w:tcPr>
+          <w:p>
+            <w:r>
+              <w:rPr>
+                <w:b/>
+              </w:rPr>
+              <w:t>Description as bid</w:t>
+            </w:r>
+          </w:p>
+        </w:tc>
+        <w:tc>
+          <w:tcPr>
+            <w:tcW w:w="1872" w:type="dxa"/>
+          </w:tcPr>
+          <w:p>
+            <w:r>
+              <w:rPr>
+                <w:b/>
+              </w:rPr>
+              <w:t>Annual quantity</w:t>
+            </w:r>
+          </w:p>
+        </w:tc>
+        <w:tc>
+          <w:tcPr>
+            <w:tcW w:w="1872" w:type="dxa"/>
+          </w:tcPr>
+          <w:p>
+            <w:r>
+              <w:rPr>
+                <w:b/>
+              </w:rPr>
+              <w:t>Unit price</w:t>
+            </w:r>
+          </w:p>
+        </w:tc>
+        <w:tc>
+          <w:tcPr>
+            <w:tcW w:w="1872" w:type="dxa"/>
+          </w:tcPr>
+          <w:p>
+            <w:r>
+              <w:rPr>
+                <w:b/>
+              </w:rPr>
+              <w:t>Extension</w:t>
+            </w:r>
+          </w:p>
+        </w:tc>
+      </w:tr>
+      <w:tr>
+        <w:tc>
+          <w:tcPr>
+            <w:tcW w:w="1872" w:type="dxa"/>
+          </w:tcPr>
+          <w:p>
+            <w:r>
+              <w:t>1</w:t>
+            </w:r>
+          </w:p>
+        </w:tc>
+        <w:tc>
+          <w:tcPr>
+            <w:tcW w:w="1872" w:type="dxa"/>
+          </w:tcPr>
+          <w:p>
+            <w:r>
+              <w:t>RSC 24 x 18 x 12 200# C flute kraft</w:t>
+            </w:r>
+          </w:p>
+        </w:tc>
+        <w:tc>
+          <w:tcPr>
+            <w:tcW w:w="1872" w:type="dxa"/>
+          </w:tcPr>
+          <w:p>
+            <w:r>
+              <w:t>45,000</w:t>
+            </w:r>
+          </w:p>
+        </w:tc>
+        <w:tc>
+          <w:tcPr>
+            <w:tcW w:w="1872" w:type="dxa"/>
+          </w:tcPr>
+          <w:p>
+            <w:r>
+              <w:t>0.591</w:t>
+            </w:r>
+          </w:p>
+        </w:tc>
+        <w:tc>
+          <w:tcPr>
+            <w:tcW w:w="1872" w:type="dxa"/>
+          </w:tcPr>
+          <w:p>
+            <w:r>
+              <w:t>26,595.00</w:t>
+            </w:r>
+          </w:p>
+        </w:tc>
+      </w:tr>
+      <w:tr>
+        <w:tc>
+          <w:tcPr>
+            <w:tcW w:w="1872" w:type="dxa"/>
+          </w:tcPr>
+          <w:p>
+            <w:r>
+              <w:t>2</w:t>
+            </w:r>
+          </w:p>
+        </w:tc>
+        <w:tc>
+          <w:tcPr>
+            <w:tcW w:w="1872" w:type="dxa"/>
+          </w:tcPr>
+          <w:p>
+            <w:r>
+              <w:t>RSC 18 x 12 x 10 32 ECT B flute kraft</w:t>
+            </w:r>
+          </w:p>
+        </w:tc>
+        <w:tc>
+          <w:tcPr>
+            <w:tcW w:w="1872" w:type="dxa"/>
+          </w:tcPr>
+          <w:p>
+            <w:r>
+              <w:t>64,000</w:t>
+            </w:r>
+          </w:p>
+        </w:tc>
+        <w:tc>
+          <w:tcPr>
+            <w:tcW w:w="1872" w:type="dxa"/>
+          </w:tcPr>
+          <w:p>
+            <w:r>
+              <w:t>0.397</w:t>
+            </w:r>
+          </w:p>
+        </w:tc>
+        <w:tc>
+          <w:tcPr>
+            <w:tcW w:w="1872" w:type="dxa"/>
+          </w:tcPr>
+          <w:p>
+            <w:r>
+              <w:t>25,408.00</w:t>
+            </w:r>
+          </w:p>
+        </w:tc>
+      </w:tr>
+      <w:tr>
+        <w:tc>
+          <w:tcPr>
+            <w:tcW w:w="1872" w:type="dxa"/>
+          </w:tcPr>
+          <w:p>
+            <w:r>
+              <w:t>3</w:t>
+            </w:r>
+          </w:p>
+        </w:tc>
+        <w:tc>
+          <w:tcPr>
+            <w:tcW w:w="1872" w:type="dxa"/>
+          </w:tcPr>
+          <w:p>
+            <w:r>
+              <w:t>Mailer, die cut, 12 x 9 x 4 32 ECT E flute white</w:t>
+            </w:r>
+          </w:p>
+        </w:tc>
+        <w:tc>
+          <w:tcPr>
+            <w:tcW w:w="1872" w:type="dxa"/>
+          </w:tcPr>
+          <w:p>
+            <w:r>
+              <w:t>27,000</w:t>
+            </w:r>
+          </w:p>
+        </w:tc>
+        <w:tc>
+          <w:tcPr>
+            <w:tcW w:w="1872" w:type="dxa"/>
+          </w:tcPr>
+          <w:p>
+            <w:r>
+              <w:t>0.284</w:t>
+            </w:r>
+          </w:p>
+        </w:tc>
+        <w:tc>
+          <w:tcPr>
+            <w:tcW w:w="1872" w:type="dxa"/>
+          </w:tcPr>
+          <w:p>
+            <w:r>
+              <w:t>7,668.00</w:t>
+            </w:r>
+          </w:p>
+        </w:tc>
+      </w:tr>
+      <w:tr>
+        <w:tc>
+          <w:tcPr>
+            <w:tcW w:w="1872" w:type="dxa"/>
+          </w:tcPr>
+          <w:p>
+            <w:r>
+              <w:t>4</w:t>
+            </w:r>
+          </w:p>
+        </w:tc>
+        <w:tc>
+          <w:tcPr>
+            <w:tcW w:w="1872" w:type="dxa"/>
+          </w:tcPr>
+          <w:p>
+            <w:r>
+              <w:t>RSC 36 x 24 x 24 275# doublewall kraft</w:t>
+            </w:r>
+          </w:p>
+        </w:tc>
+        <w:tc>
+          <w:tcPr>
+            <w:tcW w:w="1872" w:type="dxa"/>
+          </w:tcPr>
+          <w:p>
+            <w:r>
+              <w:t>9,000</w:t>
+            </w:r>
+          </w:p>
+        </w:tc>
+        <w:tc>
+          <w:tcPr>
+            <w:tcW w:w="1872" w:type="dxa"/>
+          </w:tcPr>
+          <w:p>
+            <w:r>
+              <w:t>1.688</w:t>
+            </w:r>
+          </w:p>
+        </w:tc>
+        <w:tc>
+          <w:tcPr>
+            <w:tcW w:w="1872" w:type="dxa"/>
+          </w:tcPr>
+          <w:p>
+            <w:r>
+              <w:t>15,192.00</w:t>
+            </w:r>
+          </w:p>
+        </w:tc>
+      </w:tr>
+      <w:tr>
+        <w:tc>
+          <w:tcPr>
+            <w:tcW w:w="1872" w:type="dxa"/>
+          </w:tcPr>
+          <w:p>
+            <w:r>
+              <w:t>5</w:t>
+            </w:r>
+          </w:p>
+        </w:tc>
+        <w:tc>
+          <w:tcPr>
+            <w:tcW w:w="1872" w:type="dxa"/>
+          </w:tcPr>
+          <w:p>
+            <w:r>
+              <w:t>RSC 20 x 20 x 20 44 ECT C flute kraft, printed 2 colors</w:t>
+            </w:r>
+          </w:p>
+        </w:tc>
+        <w:tc>
+          <w:tcPr>
+            <w:tcW w:w="1872" w:type="dxa"/>
+          </w:tcPr>
+          <w:p>
+            <w:r>
+              <w:t>24,000</w:t>
+            </w:r>
+          </w:p>
+        </w:tc>
+        <w:tc>
+          <w:tcPr>
+            <w:tcW w:w="1872" w:type="dxa"/>
+          </w:tcPr>
+          <w:p>
+            <w:r>
+              <w:t>0.968</w:t>
+            </w:r>
+          </w:p>
+        </w:tc>
+        <w:tc>
+          <w:tcPr>
+            <w:tcW w:w="1872" w:type="dxa"/>
+          </w:tcPr>
+          <w:p>
+            <w:r>
+              <w:t>23,232.00</w:t>
+            </w:r>
+          </w:p>
+        </w:tc>
+      </w:tr>
+      <w:tr>
+        <w:tc>
+          <w:tcPr>
+            <w:tcW w:w="1872" w:type="dxa"/>
+          </w:tcPr>
+          <w:p/>
+        </w:tc>
+        <w:tc>
+          <w:tcPr>
+            <w:tcW w:w="1872" w:type="dxa"/>
+          </w:tcPr>
+          <w:p>
+            <w:r>
+              <w:t>Tooling, printing plates and cutting dies, one-time charge</w:t>
+            </w:r>
+          </w:p>
+        </w:tc>
+        <w:tc>
+          <w:tcPr>
+            <w:tcW w:w="1872" w:type="dxa"/>
+          </w:tcPr>
+          <w:p/>
+        </w:tc>
+        <w:tc>
+          <w:tcPr>
+            <w:tcW w:w="1872" w:type="dxa"/>
+          </w:tcPr>
+          <w:p/>
+        </w:tc>
+        <w:tc>
+          <w:tcPr>
+            <w:tcW w:w="1872" w:type="dxa"/>
+          </w:tcPr>
+          <w:p>
+            <w:r>
+              <w:t>1,950.00</w:t>
+            </w:r>
+          </w:p>
+        </w:tc>
+      </w:tr>
+      <w:tr>
+        <w:tc>
+          <w:tcPr>
+            <w:tcW w:w="1872" w:type="dxa"/>
+          </w:tcPr>
+          <w:p/>
+        </w:tc>
+        <w:tc>
+          <w:tcPr>
+            <w:tcW w:w="1872" w:type="dxa"/>
+          </w:tcPr>
+          <w:p>
+            <w:r>
+              <w:t>Total bid as written</w:t>
+            </w:r>
+          </w:p>
+        </w:tc>
+        <w:tc>
+          <w:tcPr>
+            <w:tcW w:w="1872" w:type="dxa"/>
+          </w:tcPr>
+          <w:p/>
+        </w:tc>
+        <w:tc>
+          <w:tcPr>
+            <w:tcW w:w="1872" w:type="dxa"/>
+          </w:tcPr>
+          <w:p/>
+        </w:tc>
+        <w:tc>
+          <w:tcPr>
+            <w:tcW w:w="1872" w:type="dxa"/>
+          </w:tcPr>
+          <w:p>
+            <w:r>
+              <w:t>100,045.00</w:t>
+            </w:r>
+          </w:p>
+        </w:tc>
+      </w:tr>
+    </w:tbl>
+    <w:p>
+      <w:pPr>
+        <w:spacing w:after="40"/>
+      </w:pPr>
+    </w:p>
+    <w:tbl>
+      <w:tblPr>
+        <w:tblStyle w:val="TableGrid"/>
+        <w:tblW w:w="0" w:type="auto"/>
+        <w:tblLook w:val="04A0" w:firstRow="1" w:lastRow="0" w:firstColumn="1" w:lastColumn="0" w:noHBand="0" w:noVBand="1"/>
+      </w:tblPr>
+      <w:tblGrid>
+        <w:gridCol w:w="4680"/>
+        <w:gridCol w:w="4680"/>
+      </w:tblGrid>
+      <w:tr>
+        <w:tc>
+          <w:tcPr>
+            <w:tcW w:w="4680" w:type="dxa"/>
+          </w:tcPr>
+          <w:p>
+            <w:r>
+              <w:rPr>
+                <w:b/>
+              </w:rPr>
+              <w:t>Bid form entry</w:t>
+            </w:r>
+          </w:p>
+        </w:tc>
+        <w:tc>
+          <w:tcPr>
+            <w:tcW w:w="4680" w:type="dxa"/>
+          </w:tcPr>
+          <w:p>
+            <w:r>
+              <w:rPr>
+                <w:b/>
+              </w:rPr>
+              <w:t>As marked by the bidder</w:t>
+            </w:r>
+          </w:p>
+        </w:tc>
+      </w:tr>
+      <w:tr>
+        <w:tc>
+          <w:tcPr>
+            <w:tcW w:w="4680" w:type="dxa"/>
+          </w:tcPr>
+          <w:p>
+            <w:r>
+              <w:t>FOB terms</w:t>
+            </w:r>
+          </w:p>
+        </w:tc>
+        <w:tc>
+          <w:tcPr>
+            <w:tcW w:w="4680" w:type="dxa"/>
+          </w:tcPr>
+          <w:p>
+            <w:r>
+              <w:t>Destination</w:t>
+            </w:r>
+          </w:p>
+        </w:tc>
+      </w:tr>
+      <w:tr>
+        <w:tc>
+          <w:tcPr>
+            <w:tcW w:w="4680" w:type="dxa"/>
+          </w:tcPr>
+          <w:p>
+            <w:r>
+              <w:t>Payment terms</w:t>
+            </w:r>
+          </w:p>
+        </w:tc>
+        <w:tc>
+          <w:tcPr>
+            <w:tcW w:w="4680" w:type="dxa"/>
+          </w:tcPr>
+          <w:p>
+            <w:r>
+              <w:t>1% 30, net 45</w:t>
+            </w:r>
+          </w:p>
+        </w:tc>
+      </w:tr>
+      <w:tr>
+        <w:tc>
+          <w:tcPr>
+            <w:tcW w:w="4680" w:type="dxa"/>
+          </w:tcPr>
+          <w:p>
+            <w:r>
+              <w:t>Prices firm for twelve months from award</w:t>
+            </w:r>
+          </w:p>
+        </w:tc>
+        <w:tc>
+          <w:tcPr>
+            <w:tcW w:w="4680" w:type="dxa"/>
+          </w:tcPr>
+          <w:p>
+            <w:r>
+              <w:t>Yes</w:t>
+            </w:r>
+          </w:p>
+        </w:tc>
+      </w:tr>
+      <w:tr>
+        <w:tc>
+          <w:tcPr>
+            <w:tcW w:w="4680" w:type="dxa"/>
+          </w:tcPr>
+          <w:p>
+            <w:r>
+              <w:t>Addenda acknowledged by number</w:t>
+            </w:r>
+          </w:p>
+        </w:tc>
+        <w:tc>
+          <w:tcPr>
+            <w:tcW w:w="4680" w:type="dxa"/>
+          </w:tcPr>
+          <w:p>
+            <w:r>
+              <w:t>1, 2</w:t>
+            </w:r>
+          </w:p>
+        </w:tc>
+      </w:tr>
+      <w:tr>
+        <w:tc>
+          <w:tcPr>
+            <w:tcW w:w="4680" w:type="dxa"/>
+          </w:tcPr>
+          <w:p>
+            <w:r>
+              <w:t>Bid bond, five percent of the total bid</w:t>
+            </w:r>
+          </w:p>
+        </w:tc>
+        <w:tc>
+          <w:tcPr>
+            <w:tcW w:w="4680" w:type="dxa"/>
+          </w:tcPr>
+          <w:p>
+            <w:r>
+              <w:t>Cashier's check, $4,904.75, no. 20871</w:t>
+            </w:r>
+          </w:p>
+        </w:tc>
+      </w:tr>
+      <w:tr>
+        <w:tc>
+          <w:tcPr>
+            <w:tcW w:w="4680" w:type="dxa"/>
+          </w:tcPr>
+          <w:p>
+            <w:r>
+              <w:t>Samples, one of each item</w:t>
+            </w:r>
+          </w:p>
+        </w:tc>
+        <w:tc>
+          <w:tcPr>
+            <w:tcW w:w="4680" w:type="dxa"/>
+          </w:tcPr>
+          <w:p>
+            <w:r>
+              <w:t>Enclosed</w:t>
+            </w:r>
+          </w:p>
+        </w:tc>
+      </w:tr>
+      <w:tr>
+        <w:tc>
+          <w:tcPr>
+            <w:tcW w:w="4680" w:type="dxa"/>
+          </w:tcPr>
+          <w:p>
+            <w:r>
+              <w:t>Pricing conditions, exceptions and alternates (attach letter if any)</w:t>
+            </w:r>
+          </w:p>
+        </w:tc>
+        <w:tc>
+          <w:tcPr>
+            <w:tcW w:w="4680" w:type="dxa"/>
+          </w:tcPr>
+          <w:p>
+            <w:r>
+              <w:t>None</w:t>
+            </w:r>
+          </w:p>
+        </w:tc>
+      </w:tr>
+      <w:tr>
+        <w:tc>
+          <w:tcPr>
+            <w:tcW w:w="4680" w:type="dxa"/>
+          </w:tcPr>
+          <w:p>
+            <w:r>
+              <w:t>References</w:t>
+            </w:r>
+          </w:p>
+        </w:tc>
+        <w:tc>
+          <w:tcPr>
+            <w:tcW w:w="4680" w:type="dxa"/>
+          </w:tcPr>
+          <w:p>
+            <w:r>
+              <w:t>Attached to the letter</w:t>
+            </w:r>
+          </w:p>
+        </w:tc>
+      </w:tr>
+    </w:tbl>
+    <w:p>
+      <w:pPr>
+        <w:spacing w:after="40"/>
+      </w:pPr>
+    </w:p>
+    <w:p>
+      <w:r>
+        <w:t>Signed: Carol Hennen, Inside Sales Manager, Dahlgren Paper Box Co., October 5, 2026</w:t>
+      </w:r>
+    </w:p>
+    <w:p>
+      <w:pPr>
+        <w:pStyle w:val="Heading1"/>
+      </w:pPr>
+      <w:r>
+        <w:t>Letter enclosed with the bid, Dahlgren Paper Box Co.</w:t>
+      </w:r>
+    </w:p>
+    <w:p>
+      <w:pPr>
+        <w:spacing w:after="40"/>
+      </w:pPr>
+      <w:r>
+        <w:t>October 5, 2026</w:t>
+      </w:r>
+    </w:p>
+    <w:p>
+      <w:pPr>
+        <w:spacing w:after="40"/>
+      </w:pPr>
+      <w:r>
+        <w:t>Nordvik Manufacturing, Inc., Purchasing Office, Alexandria, Minnesota</w:t>
+      </w:r>
+    </w:p>
+    <w:p>
+      <w:pPr>
+        <w:spacing w:after="120"/>
+      </w:pPr>
+      <w:r>
+        <w:t>Re: Invitation to Bid 2026-17, corrugated shipping cartons</w:t>
+      </w:r>
+    </w:p>
+    <w:p>
+      <w:pPr>
+        <w:spacing w:after="120"/>
+      </w:pPr>
+      <w:r>
+        <w:t>Dahlgren Paper Box is glad to bid on the annual carton requirement. Our bid form is enclosed with cashier's check no. 20871 for $4,904.75 as our bid security, and a sample of each of the five items is in the carton delivered with this envelope.</w:t>
+      </w:r>
+    </w:p>
+    <w:p>
+      <w:pPr>
+        <w:spacing w:after="120"/>
+      </w:pPr>
+      <w:r>
+        <w:t>We have both addenda in hand. Item 3 is priced at 27,000 mailers, and item 5 is priced on 44 ECT C flute to revision B of the drawing. The mailer would be cut on the rotary die cutter in St. Cloud, and the other four items would run on the flexo folder gluers there.</w:t>
+      </w:r>
+    </w:p>
+    <w:p>
+      <w:pPr>
+        <w:spacing w:after="120"/>
+      </w:pPr>
+      <w:r>
+        <w:t>Prices are delivered to your dock in Alexandria and stay firm for twelve months from award. We ship on our own trucks twice a week and can take releases in any pallet quantity. Terms are 1% 30, net 45.</w:t>
+      </w:r>
+    </w:p>
+    <w:p>
+      <w:pPr>
+        <w:spacing w:after="120"/>
+      </w:pPr>
+      <w:r>
+        <w:t>Sincerely, Carol Hennen, Inside Sales Manager, Dahlgren Paper Box Co.</w:t>
       </w:r>
     </w:p>
     <w:p>
@@ -926,27 +1678,27 @@
           </w:tcPr>
           <w:p>
             <w:r>
-              <w:t>60,000</w:t>
-            </w:r>
-          </w:p>
-        </w:tc>
-        <w:tc>
-          <w:tcPr>
-            <w:tcW w:w="1872" w:type="dxa"/>
-          </w:tcPr>
-          <w:p>
-            <w:r>
-              <w:t>0.605</w:t>
-            </w:r>
-          </w:p>
-        </w:tc>
-        <w:tc>
-          <w:tcPr>
-            <w:tcW w:w="1872" w:type="dxa"/>
-          </w:tcPr>
-          <w:p>
-            <w:r>
-              <w:t>36,300.00</w:t>
+              <w:t>45,000</w:t>
+            </w:r>
+          </w:p>
+        </w:tc>
+        <w:tc>
+          <w:tcPr>
+            <w:tcW w:w="1872" w:type="dxa"/>
+          </w:tcPr>
+          <w:p>
+            <w:r>
+              <w:t>0.594</w:t>
+            </w:r>
+          </w:p>
+        </w:tc>
+        <w:tc>
+          <w:tcPr>
+            <w:tcW w:w="1872" w:type="dxa"/>
+          </w:tcPr>
+          <w:p>
+            <w:r>
+              <w:t>26,730.00</w:t>
             </w:r>
           </w:p>
         </w:tc>
@@ -978,27 +1730,27 @@
           </w:tcPr>
           <w:p>
             <w:r>
-              <w:t>84,000</w:t>
-            </w:r>
-          </w:p>
-        </w:tc>
-        <w:tc>
-          <w:tcPr>
-            <w:tcW w:w="1872" w:type="dxa"/>
-          </w:tcPr>
-          <w:p>
-            <w:r>
-              <w:t>0.412</w:t>
-            </w:r>
-          </w:p>
-        </w:tc>
-        <w:tc>
-          <w:tcPr>
-            <w:tcW w:w="1872" w:type="dxa"/>
-          </w:tcPr>
-          <w:p>
-            <w:r>
-              <w:t>34,608.00</w:t>
+              <w:t>64,000</w:t>
+            </w:r>
+          </w:p>
+        </w:tc>
+        <w:tc>
+          <w:tcPr>
+            <w:tcW w:w="1872" w:type="dxa"/>
+          </w:tcPr>
+          <w:p>
+            <w:r>
+              <w:t>0.404</w:t>
+            </w:r>
+          </w:p>
+        </w:tc>
+        <w:tc>
+          <w:tcPr>
+            <w:tcW w:w="1872" w:type="dxa"/>
+          </w:tcPr>
+          <w:p>
+            <w:r>
+              <w:t>25,856.00</w:t>
             </w:r>
           </w:p>
         </w:tc>
@@ -1030,7 +1782,7 @@
           </w:tcPr>
           <w:p>
             <w:r>
-              <w:t>36,000</w:t>
+              <w:t>27,000</w:t>
             </w:r>
           </w:p>
         </w:tc>
@@ -1050,7 +1802,7 @@
           </w:tcPr>
           <w:p>
             <w:r>
-              <w:t>10,368.00</w:t>
+              <w:t>7,776.00</w:t>
             </w:r>
           </w:p>
         </w:tc>
@@ -1082,7 +1834,7 @@
           </w:tcPr>
           <w:p>
             <w:r>
-              <w:t>12,000</w:t>
+              <w:t>9,000</w:t>
             </w:r>
           </w:p>
         </w:tc>
@@ -1102,7 +1854,7 @@
           </w:tcPr>
           <w:p>
             <w:r>
-              <w:t>20,424.00</w:t>
+              <w:t>15,318.00</w:t>
             </w:r>
           </w:p>
         </w:tc>
@@ -1134,7 +1886,7 @@
           </w:tcPr>
           <w:p>
             <w:r>
-              <w:t>30,000</w:t>
+              <w:t>24,000</w:t>
             </w:r>
           </w:p>
         </w:tc>
@@ -1154,7 +1906,7 @@
           </w:tcPr>
           <w:p>
             <w:r>
-              <w:t>29,160.00</w:t>
+              <w:t>23,328.00</w:t>
             </w:r>
           </w:p>
         </w:tc>
@@ -1234,7 +1986,7 @@
           </w:tcPr>
           <w:p>
             <w:r>
-              <w:t>132,460.00</w:t>
+              <w:t>100,608.00</w:t>
             </w:r>
           </w:p>
         </w:tc>
@@ -1532,6 +2284,758 @@
       </w:pPr>
       <w:r>
         <w:t>Sincerely, K. Solheim, Vice President, Sales, Halvard Corrugated</w:t>
+      </w:r>
+    </w:p>
+    <w:p>
+      <w:r>
+        <w:br w:type="page"/>
+      </w:r>
+    </w:p>
+    <w:p>
+      <w:pPr>
+        <w:pStyle w:val="Heading1"/>
+      </w:pPr>
+      <w:r>
+        <w:t>Bid form, Kessel Container Corp.</w:t>
+      </w:r>
+    </w:p>
+    <w:p>
+      <w:pPr>
+        <w:spacing w:after="120"/>
+      </w:pPr>
+      <w:r>
+        <w:t>Bid Form, Invitation to Bid 2026-17, corrugated shipping cartons, annual requirement. The bidder offers to supply the items below for twelve months from award, in releases against a blanket purchase order, on the terms of the invitation as amended by its addenda, except as stated on this form and in any letter attached to it.</w:t>
+      </w:r>
+    </w:p>
+    <w:p>
+      <w:pPr>
+        <w:spacing w:after="40"/>
+      </w:pPr>
+      <w:r>
+        <w:t>Bidder: Kessel Container Corp., 1900 Dean Avenue, Des Moines, Iowa 50317</w:t>
+      </w:r>
+    </w:p>
+    <w:p>
+      <w:pPr>
+        <w:spacing w:after="120"/>
+      </w:pPr>
+      <w:r>
+        <w:t>Plant of manufacture: Des Moines, IA</w:t>
+      </w:r>
+    </w:p>
+    <w:tbl>
+      <w:tblPr>
+        <w:tblStyle w:val="TableGrid"/>
+        <w:tblW w:w="0" w:type="auto"/>
+        <w:tblLook w:val="04A0" w:firstRow="1" w:lastRow="0" w:firstColumn="1" w:lastColumn="0" w:noHBand="0" w:noVBand="1"/>
+      </w:tblPr>
+      <w:tblGrid>
+        <w:gridCol w:w="1872"/>
+        <w:gridCol w:w="1872"/>
+        <w:gridCol w:w="1872"/>
+        <w:gridCol w:w="1872"/>
+        <w:gridCol w:w="1872"/>
+      </w:tblGrid>
+      <w:tr>
+        <w:tc>
+          <w:tcPr>
+            <w:tcW w:w="1872" w:type="dxa"/>
+          </w:tcPr>
+          <w:p>
+            <w:r>
+              <w:rPr>
+                <w:b/>
+              </w:rPr>
+              <w:t>Item</w:t>
+            </w:r>
+          </w:p>
+        </w:tc>
+        <w:tc>
+          <w:tcPr>
+            <w:tcW w:w="1872" w:type="dxa"/>
+          </w:tcPr>
+          <w:p>
+            <w:r>
+              <w:rPr>
+                <w:b/>
+              </w:rPr>
+              <w:t>Description as bid</w:t>
+            </w:r>
+          </w:p>
+        </w:tc>
+        <w:tc>
+          <w:tcPr>
+            <w:tcW w:w="1872" w:type="dxa"/>
+          </w:tcPr>
+          <w:p>
+            <w:r>
+              <w:rPr>
+                <w:b/>
+              </w:rPr>
+              <w:t>Annual quantity</w:t>
+            </w:r>
+          </w:p>
+        </w:tc>
+        <w:tc>
+          <w:tcPr>
+            <w:tcW w:w="1872" w:type="dxa"/>
+          </w:tcPr>
+          <w:p>
+            <w:r>
+              <w:rPr>
+                <w:b/>
+              </w:rPr>
+              <w:t>Unit price</w:t>
+            </w:r>
+          </w:p>
+        </w:tc>
+        <w:tc>
+          <w:tcPr>
+            <w:tcW w:w="1872" w:type="dxa"/>
+          </w:tcPr>
+          <w:p>
+            <w:r>
+              <w:rPr>
+                <w:b/>
+              </w:rPr>
+              <w:t>Extension</w:t>
+            </w:r>
+          </w:p>
+        </w:tc>
+      </w:tr>
+      <w:tr>
+        <w:tc>
+          <w:tcPr>
+            <w:tcW w:w="1872" w:type="dxa"/>
+          </w:tcPr>
+          <w:p>
+            <w:r>
+              <w:t>1</w:t>
+            </w:r>
+          </w:p>
+        </w:tc>
+        <w:tc>
+          <w:tcPr>
+            <w:tcW w:w="1872" w:type="dxa"/>
+          </w:tcPr>
+          <w:p>
+            <w:r>
+              <w:t>RSC 24x18x12 200 lb test C flute kraft</w:t>
+            </w:r>
+          </w:p>
+        </w:tc>
+        <w:tc>
+          <w:tcPr>
+            <w:tcW w:w="1872" w:type="dxa"/>
+          </w:tcPr>
+          <w:p>
+            <w:r>
+              <w:t>45,000</w:t>
+            </w:r>
+          </w:p>
+        </w:tc>
+        <w:tc>
+          <w:tcPr>
+            <w:tcW w:w="1872" w:type="dxa"/>
+          </w:tcPr>
+          <w:p>
+            <w:r>
+              <w:t>0.590</w:t>
+            </w:r>
+          </w:p>
+        </w:tc>
+        <w:tc>
+          <w:tcPr>
+            <w:tcW w:w="1872" w:type="dxa"/>
+          </w:tcPr>
+          <w:p>
+            <w:r>
+              <w:t>26,550.00</w:t>
+            </w:r>
+          </w:p>
+        </w:tc>
+      </w:tr>
+      <w:tr>
+        <w:tc>
+          <w:tcPr>
+            <w:tcW w:w="1872" w:type="dxa"/>
+          </w:tcPr>
+          <w:p>
+            <w:r>
+              <w:t>2</w:t>
+            </w:r>
+          </w:p>
+        </w:tc>
+        <w:tc>
+          <w:tcPr>
+            <w:tcW w:w="1872" w:type="dxa"/>
+          </w:tcPr>
+          <w:p>
+            <w:r>
+              <w:t>RSC 18x12x12 32 ECT B flute kraft</w:t>
+            </w:r>
+          </w:p>
+        </w:tc>
+        <w:tc>
+          <w:tcPr>
+            <w:tcW w:w="1872" w:type="dxa"/>
+          </w:tcPr>
+          <w:p>
+            <w:r>
+              <w:t>64,000</w:t>
+            </w:r>
+          </w:p>
+        </w:tc>
+        <w:tc>
+          <w:tcPr>
+            <w:tcW w:w="1872" w:type="dxa"/>
+          </w:tcPr>
+          <w:p>
+            <w:r>
+              <w:t>0.402</w:t>
+            </w:r>
+          </w:p>
+        </w:tc>
+        <w:tc>
+          <w:tcPr>
+            <w:tcW w:w="1872" w:type="dxa"/>
+          </w:tcPr>
+          <w:p>
+            <w:r>
+              <w:t>25,728.00</w:t>
+            </w:r>
+          </w:p>
+        </w:tc>
+      </w:tr>
+      <w:tr>
+        <w:tc>
+          <w:tcPr>
+            <w:tcW w:w="1872" w:type="dxa"/>
+          </w:tcPr>
+          <w:p>
+            <w:r>
+              <w:t>3</w:t>
+            </w:r>
+          </w:p>
+        </w:tc>
+        <w:tc>
+          <w:tcPr>
+            <w:tcW w:w="1872" w:type="dxa"/>
+          </w:tcPr>
+          <w:p>
+            <w:r>
+              <w:t>Die cut mailer 12x9x4 32 ECT E flute white</w:t>
+            </w:r>
+          </w:p>
+        </w:tc>
+        <w:tc>
+          <w:tcPr>
+            <w:tcW w:w="1872" w:type="dxa"/>
+          </w:tcPr>
+          <w:p>
+            <w:r>
+              <w:t>27,000</w:t>
+            </w:r>
+          </w:p>
+        </w:tc>
+        <w:tc>
+          <w:tcPr>
+            <w:tcW w:w="1872" w:type="dxa"/>
+          </w:tcPr>
+          <w:p>
+            <w:r>
+              <w:t>0.285</w:t>
+            </w:r>
+          </w:p>
+        </w:tc>
+        <w:tc>
+          <w:tcPr>
+            <w:tcW w:w="1872" w:type="dxa"/>
+          </w:tcPr>
+          <w:p>
+            <w:r>
+              <w:t>7,695.00</w:t>
+            </w:r>
+          </w:p>
+        </w:tc>
+      </w:tr>
+      <w:tr>
+        <w:tc>
+          <w:tcPr>
+            <w:tcW w:w="1872" w:type="dxa"/>
+          </w:tcPr>
+          <w:p>
+            <w:r>
+              <w:t>4</w:t>
+            </w:r>
+          </w:p>
+        </w:tc>
+        <w:tc>
+          <w:tcPr>
+            <w:tcW w:w="1872" w:type="dxa"/>
+          </w:tcPr>
+          <w:p>
+            <w:r>
+              <w:t>RSC 36x24x24 275 lb test DW kraft</w:t>
+            </w:r>
+          </w:p>
+        </w:tc>
+        <w:tc>
+          <w:tcPr>
+            <w:tcW w:w="1872" w:type="dxa"/>
+          </w:tcPr>
+          <w:p>
+            <w:r>
+              <w:t>9,000</w:t>
+            </w:r>
+          </w:p>
+        </w:tc>
+        <w:tc>
+          <w:tcPr>
+            <w:tcW w:w="1872" w:type="dxa"/>
+          </w:tcPr>
+          <w:p>
+            <w:r>
+              <w:t>1.679</w:t>
+            </w:r>
+          </w:p>
+        </w:tc>
+        <w:tc>
+          <w:tcPr>
+            <w:tcW w:w="1872" w:type="dxa"/>
+          </w:tcPr>
+          <w:p>
+            <w:r>
+              <w:t>15,111.00</w:t>
+            </w:r>
+          </w:p>
+        </w:tc>
+      </w:tr>
+      <w:tr>
+        <w:tc>
+          <w:tcPr>
+            <w:tcW w:w="1872" w:type="dxa"/>
+          </w:tcPr>
+          <w:p>
+            <w:r>
+              <w:t>5</w:t>
+            </w:r>
+          </w:p>
+        </w:tc>
+        <w:tc>
+          <w:tcPr>
+            <w:tcW w:w="1872" w:type="dxa"/>
+          </w:tcPr>
+          <w:p>
+            <w:r>
+              <w:t>RSC 20x20x20 44 ECT C flute kraft 2 color</w:t>
+            </w:r>
+          </w:p>
+        </w:tc>
+        <w:tc>
+          <w:tcPr>
+            <w:tcW w:w="1872" w:type="dxa"/>
+          </w:tcPr>
+          <w:p>
+            <w:r>
+              <w:t>24,000</w:t>
+            </w:r>
+          </w:p>
+        </w:tc>
+        <w:tc>
+          <w:tcPr>
+            <w:tcW w:w="1872" w:type="dxa"/>
+          </w:tcPr>
+          <w:p>
+            <w:r>
+              <w:t>0.958</w:t>
+            </w:r>
+          </w:p>
+        </w:tc>
+        <w:tc>
+          <w:tcPr>
+            <w:tcW w:w="1872" w:type="dxa"/>
+          </w:tcPr>
+          <w:p>
+            <w:r>
+              <w:t>22,992.00</w:t>
+            </w:r>
+          </w:p>
+        </w:tc>
+      </w:tr>
+      <w:tr>
+        <w:tc>
+          <w:tcPr>
+            <w:tcW w:w="1872" w:type="dxa"/>
+          </w:tcPr>
+          <w:p/>
+        </w:tc>
+        <w:tc>
+          <w:tcPr>
+            <w:tcW w:w="1872" w:type="dxa"/>
+          </w:tcPr>
+          <w:p>
+            <w:r>
+              <w:t>Tooling, printing plates and cutting dies, one-time charge</w:t>
+            </w:r>
+          </w:p>
+        </w:tc>
+        <w:tc>
+          <w:tcPr>
+            <w:tcW w:w="1872" w:type="dxa"/>
+          </w:tcPr>
+          <w:p/>
+        </w:tc>
+        <w:tc>
+          <w:tcPr>
+            <w:tcW w:w="1872" w:type="dxa"/>
+          </w:tcPr>
+          <w:p/>
+        </w:tc>
+        <w:tc>
+          <w:tcPr>
+            <w:tcW w:w="1872" w:type="dxa"/>
+          </w:tcPr>
+          <w:p>
+            <w:r>
+              <w:t>1,800.00</w:t>
+            </w:r>
+          </w:p>
+        </w:tc>
+      </w:tr>
+      <w:tr>
+        <w:tc>
+          <w:tcPr>
+            <w:tcW w:w="1872" w:type="dxa"/>
+          </w:tcPr>
+          <w:p/>
+        </w:tc>
+        <w:tc>
+          <w:tcPr>
+            <w:tcW w:w="1872" w:type="dxa"/>
+          </w:tcPr>
+          <w:p>
+            <w:r>
+              <w:t>Total bid as written</w:t>
+            </w:r>
+          </w:p>
+        </w:tc>
+        <w:tc>
+          <w:tcPr>
+            <w:tcW w:w="1872" w:type="dxa"/>
+          </w:tcPr>
+          <w:p/>
+        </w:tc>
+        <w:tc>
+          <w:tcPr>
+            <w:tcW w:w="1872" w:type="dxa"/>
+          </w:tcPr>
+          <w:p/>
+        </w:tc>
+        <w:tc>
+          <w:tcPr>
+            <w:tcW w:w="1872" w:type="dxa"/>
+          </w:tcPr>
+          <w:p>
+            <w:r>
+              <w:t>99,876.00</w:t>
+            </w:r>
+          </w:p>
+        </w:tc>
+      </w:tr>
+    </w:tbl>
+    <w:p>
+      <w:pPr>
+        <w:spacing w:after="40"/>
+      </w:pPr>
+    </w:p>
+    <w:tbl>
+      <w:tblPr>
+        <w:tblStyle w:val="TableGrid"/>
+        <w:tblW w:w="0" w:type="auto"/>
+        <w:tblLook w:val="04A0" w:firstRow="1" w:lastRow="0" w:firstColumn="1" w:lastColumn="0" w:noHBand="0" w:noVBand="1"/>
+      </w:tblPr>
+      <w:tblGrid>
+        <w:gridCol w:w="4680"/>
+        <w:gridCol w:w="4680"/>
+      </w:tblGrid>
+      <w:tr>
+        <w:tc>
+          <w:tcPr>
+            <w:tcW w:w="4680" w:type="dxa"/>
+          </w:tcPr>
+          <w:p>
+            <w:r>
+              <w:rPr>
+                <w:b/>
+              </w:rPr>
+              <w:t>Bid form entry</w:t>
+            </w:r>
+          </w:p>
+        </w:tc>
+        <w:tc>
+          <w:tcPr>
+            <w:tcW w:w="4680" w:type="dxa"/>
+          </w:tcPr>
+          <w:p>
+            <w:r>
+              <w:rPr>
+                <w:b/>
+              </w:rPr>
+              <w:t>As marked by the bidder</w:t>
+            </w:r>
+          </w:p>
+        </w:tc>
+      </w:tr>
+      <w:tr>
+        <w:tc>
+          <w:tcPr>
+            <w:tcW w:w="4680" w:type="dxa"/>
+          </w:tcPr>
+          <w:p>
+            <w:r>
+              <w:t>FOB terms</w:t>
+            </w:r>
+          </w:p>
+        </w:tc>
+        <w:tc>
+          <w:tcPr>
+            <w:tcW w:w="4680" w:type="dxa"/>
+          </w:tcPr>
+          <w:p>
+            <w:r>
+              <w:t>Destination</w:t>
+            </w:r>
+          </w:p>
+        </w:tc>
+      </w:tr>
+      <w:tr>
+        <w:tc>
+          <w:tcPr>
+            <w:tcW w:w="4680" w:type="dxa"/>
+          </w:tcPr>
+          <w:p>
+            <w:r>
+              <w:t>Payment terms</w:t>
+            </w:r>
+          </w:p>
+        </w:tc>
+        <w:tc>
+          <w:tcPr>
+            <w:tcW w:w="4680" w:type="dxa"/>
+          </w:tcPr>
+          <w:p>
+            <w:r>
+              <w:t>1% 20, net 30</w:t>
+            </w:r>
+          </w:p>
+        </w:tc>
+      </w:tr>
+      <w:tr>
+        <w:tc>
+          <w:tcPr>
+            <w:tcW w:w="4680" w:type="dxa"/>
+          </w:tcPr>
+          <w:p>
+            <w:r>
+              <w:t>Prices firm for twelve months from award</w:t>
+            </w:r>
+          </w:p>
+        </w:tc>
+        <w:tc>
+          <w:tcPr>
+            <w:tcW w:w="4680" w:type="dxa"/>
+          </w:tcPr>
+          <w:p>
+            <w:r>
+              <w:t>Yes</w:t>
+            </w:r>
+          </w:p>
+        </w:tc>
+      </w:tr>
+      <w:tr>
+        <w:tc>
+          <w:tcPr>
+            <w:tcW w:w="4680" w:type="dxa"/>
+          </w:tcPr>
+          <w:p>
+            <w:r>
+              <w:t>Addenda acknowledged by number</w:t>
+            </w:r>
+          </w:p>
+        </w:tc>
+        <w:tc>
+          <w:tcPr>
+            <w:tcW w:w="4680" w:type="dxa"/>
+          </w:tcPr>
+          <w:p>
+            <w:r>
+              <w:t>1, 2</w:t>
+            </w:r>
+          </w:p>
+        </w:tc>
+      </w:tr>
+      <w:tr>
+        <w:tc>
+          <w:tcPr>
+            <w:tcW w:w="4680" w:type="dxa"/>
+          </w:tcPr>
+          <w:p>
+            <w:r>
+              <w:t>Bid bond, five percent of the total bid</w:t>
+            </w:r>
+          </w:p>
+        </w:tc>
+        <w:tc>
+          <w:tcPr>
+            <w:tcW w:w="4680" w:type="dxa"/>
+          </w:tcPr>
+          <w:p>
+            <w:r>
+              <w:t>Surety bond, enclosed</w:t>
+            </w:r>
+          </w:p>
+        </w:tc>
+      </w:tr>
+      <w:tr>
+        <w:tc>
+          <w:tcPr>
+            <w:tcW w:w="4680" w:type="dxa"/>
+          </w:tcPr>
+          <w:p>
+            <w:r>
+              <w:t>Samples, one of each item</w:t>
+            </w:r>
+          </w:p>
+        </w:tc>
+        <w:tc>
+          <w:tcPr>
+            <w:tcW w:w="4680" w:type="dxa"/>
+          </w:tcPr>
+          <w:p>
+            <w:r>
+              <w:t>Delivered to the purchasing office</w:t>
+            </w:r>
+          </w:p>
+        </w:tc>
+      </w:tr>
+      <w:tr>
+        <w:tc>
+          <w:tcPr>
+            <w:tcW w:w="4680" w:type="dxa"/>
+          </w:tcPr>
+          <w:p>
+            <w:r>
+              <w:t>Pricing conditions, exceptions and alternates (attach letter if any)</w:t>
+            </w:r>
+          </w:p>
+        </w:tc>
+        <w:tc>
+          <w:tcPr>
+            <w:tcW w:w="4680" w:type="dxa"/>
+          </w:tcPr>
+          <w:p>
+            <w:r>
+              <w:t>None</w:t>
+            </w:r>
+          </w:p>
+        </w:tc>
+      </w:tr>
+      <w:tr>
+        <w:tc>
+          <w:tcPr>
+            <w:tcW w:w="4680" w:type="dxa"/>
+          </w:tcPr>
+          <w:p>
+            <w:r>
+              <w:t>References</w:t>
+            </w:r>
+          </w:p>
+        </w:tc>
+        <w:tc>
+          <w:tcPr>
+            <w:tcW w:w="4680" w:type="dxa"/>
+          </w:tcPr>
+          <w:p>
+            <w:r>
+              <w:t>Attached to the letter</w:t>
+            </w:r>
+          </w:p>
+        </w:tc>
+      </w:tr>
+    </w:tbl>
+    <w:p>
+      <w:pPr>
+        <w:spacing w:after="40"/>
+      </w:pPr>
+    </w:p>
+    <w:p>
+      <w:r>
+        <w:t>Signed: R. Kessel, Vice President, Kessel Container Corp., October 2, 2026</w:t>
+      </w:r>
+    </w:p>
+    <w:p>
+      <w:pPr>
+        <w:pStyle w:val="Heading1"/>
+      </w:pPr>
+      <w:r>
+        <w:t>Letter enclosed with the bid, Kessel Container Corp.</w:t>
+      </w:r>
+    </w:p>
+    <w:p>
+      <w:pPr>
+        <w:spacing w:after="40"/>
+      </w:pPr>
+      <w:r>
+        <w:t>October 2, 2026</w:t>
+      </w:r>
+    </w:p>
+    <w:p>
+      <w:pPr>
+        <w:spacing w:after="40"/>
+      </w:pPr>
+      <w:r>
+        <w:t>Nordvik Manufacturing, Inc., Purchasing Office, Alexandria, Minnesota</w:t>
+      </w:r>
+    </w:p>
+    <w:p>
+      <w:pPr>
+        <w:spacing w:after="120"/>
+      </w:pPr>
+      <w:r>
+        <w:t>Re: Invitation to Bid 2026-17, corrugated shipping cartons</w:t>
+      </w:r>
+    </w:p>
+    <w:p>
+      <w:pPr>
+        <w:spacing w:after="120"/>
+      </w:pPr>
+      <w:r>
+        <w:t>Kessel Container Corp. encloses its bid on ITB 2026-17 with a surety bond at five percent of the bid. One sample of each item was delivered to your purchasing office ahead of this envelope.</w:t>
+      </w:r>
+    </w:p>
+    <w:p>
+      <w:pPr>
+        <w:spacing w:after="120"/>
+      </w:pPr>
+      <w:r>
+        <w:t>We acknowledge addenda 1 and 2. The mailer is priced at 27,000, and the printed carton is priced on 44 ECT C flute. All five items would run at our Des Moines plant, where the corrugator was rebuilt two winters ago.</w:t>
+      </w:r>
+    </w:p>
+    <w:p>
+      <w:pPr>
+        <w:spacing w:after="120"/>
+      </w:pPr>
+      <w:r>
+        <w:t>Our prices are delivered to Alexandria, and they hold through December 31, 2027. Terms are 1% 20, net 30. We have not supplied Nordvik before, and three customer references are attached.</w:t>
+      </w:r>
+    </w:p>
+    <w:p>
+      <w:pPr>
+        <w:spacing w:after="120"/>
+      </w:pPr>
+      <w:r>
+        <w:t>Sincerely, R. Kessel, Vice President, Kessel Container Corp.</w:t>
       </w:r>
     </w:p>
     <w:p>
@@ -1678,27 +3182,27 @@
           </w:tcPr>
           <w:p>
             <w:r>
-              <w:t>60,000</w:t>
-            </w:r>
-          </w:p>
-        </w:tc>
-        <w:tc>
-          <w:tcPr>
-            <w:tcW w:w="1872" w:type="dxa"/>
-          </w:tcPr>
-          <w:p>
-            <w:r>
-              <w:t>0.609</w:t>
-            </w:r>
-          </w:p>
-        </w:tc>
-        <w:tc>
-          <w:tcPr>
-            <w:tcW w:w="1872" w:type="dxa"/>
-          </w:tcPr>
-          <w:p>
-            <w:r>
-              <w:t>36,540.00</w:t>
+              <w:t>45,000</w:t>
+            </w:r>
+          </w:p>
+        </w:tc>
+        <w:tc>
+          <w:tcPr>
+            <w:tcW w:w="1872" w:type="dxa"/>
+          </w:tcPr>
+          <w:p>
+            <w:r>
+              <w:t>0.598</w:t>
+            </w:r>
+          </w:p>
+        </w:tc>
+        <w:tc>
+          <w:tcPr>
+            <w:tcW w:w="1872" w:type="dxa"/>
+          </w:tcPr>
+          <w:p>
+            <w:r>
+              <w:t>26,910.00</w:t>
             </w:r>
           </w:p>
         </w:tc>
@@ -1730,27 +3234,27 @@
           </w:tcPr>
           <w:p>
             <w:r>
-              <w:t>84,000</w:t>
-            </w:r>
-          </w:p>
-        </w:tc>
-        <w:tc>
-          <w:tcPr>
-            <w:tcW w:w="1872" w:type="dxa"/>
-          </w:tcPr>
-          <w:p>
-            <w:r>
-              <w:t>0.409</w:t>
-            </w:r>
-          </w:p>
-        </w:tc>
-        <w:tc>
-          <w:tcPr>
-            <w:tcW w:w="1872" w:type="dxa"/>
-          </w:tcPr>
-          <w:p>
-            <w:r>
-              <w:t>34,356.00</w:t>
+              <w:t>64,000</w:t>
+            </w:r>
+          </w:p>
+        </w:tc>
+        <w:tc>
+          <w:tcPr>
+            <w:tcW w:w="1872" w:type="dxa"/>
+          </w:tcPr>
+          <w:p>
+            <w:r>
+              <w:t>0.401</w:t>
+            </w:r>
+          </w:p>
+        </w:tc>
+        <w:tc>
+          <w:tcPr>
+            <w:tcW w:w="1872" w:type="dxa"/>
+          </w:tcPr>
+          <w:p>
+            <w:r>
+              <w:t>25,664.00</w:t>
             </w:r>
           </w:p>
         </w:tc>
@@ -1782,7 +3286,7 @@
           </w:tcPr>
           <w:p>
             <w:r>
-              <w:t>36,000</w:t>
+              <w:t>27,000</w:t>
             </w:r>
           </w:p>
         </w:tc>
@@ -1802,7 +3306,7 @@
           </w:tcPr>
           <w:p>
             <w:r>
-              <w:t>10,332.00</w:t>
+              <w:t>7,749.00</w:t>
             </w:r>
           </w:p>
         </w:tc>
@@ -1834,27 +3338,27 @@
           </w:tcPr>
           <w:p>
             <w:r>
-              <w:t>12,000</w:t>
-            </w:r>
-          </w:p>
-        </w:tc>
-        <w:tc>
-          <w:tcPr>
-            <w:tcW w:w="1872" w:type="dxa"/>
-          </w:tcPr>
-          <w:p>
-            <w:r>
-              <w:t>1.712</w:t>
-            </w:r>
-          </w:p>
-        </w:tc>
-        <w:tc>
-          <w:tcPr>
-            <w:tcW w:w="1872" w:type="dxa"/>
-          </w:tcPr>
-          <w:p>
-            <w:r>
-              <w:t>20,544.00</w:t>
+              <w:t>9,000</w:t>
+            </w:r>
+          </w:p>
+        </w:tc>
+        <w:tc>
+          <w:tcPr>
+            <w:tcW w:w="1872" w:type="dxa"/>
+          </w:tcPr>
+          <w:p>
+            <w:r>
+              <w:t>1.713</w:t>
+            </w:r>
+          </w:p>
+        </w:tc>
+        <w:tc>
+          <w:tcPr>
+            <w:tcW w:w="1872" w:type="dxa"/>
+          </w:tcPr>
+          <w:p>
+            <w:r>
+              <w:t>15,417.00</w:t>
             </w:r>
           </w:p>
         </w:tc>
@@ -1886,7 +3390,7 @@
           </w:tcPr>
           <w:p>
             <w:r>
-              <w:t>30,000</w:t>
+              <w:t>24,000</w:t>
             </w:r>
           </w:p>
         </w:tc>
@@ -1906,7 +3410,7 @@
           </w:tcPr>
           <w:p>
             <w:r>
-              <w:t>29,280.00</w:t>
+              <w:t>23,424.00</w:t>
             </w:r>
           </w:p>
         </w:tc>
@@ -1986,7 +3490,7 @@
           </w:tcPr>
           <w:p>
             <w:r>
-              <w:t>133,102.00</w:t>
+              <w:t>101,214.00</w:t>
             </w:r>
           </w:p>
         </w:tc>
@@ -2140,7 +3644,7 @@
           </w:tcPr>
           <w:p>
             <w:r>
-              <w:t>Cashier's check, $6,655.10, no. 4471820</w:t>
+              <w:t>Cashier's check, $5,060.70, no. 4471820</w:t>
             </w:r>
           </w:p>
         </w:tc>
@@ -2259,7 +3763,7 @@
         <w:spacing w:after="120"/>
       </w:pPr>
       <w:r>
-        <w:t>Please find enclosed our bid form on ITB 2026-17, with a cashier's check in the amount of $6,655.10, five percent of our total bid as written, in place of a surety bond as addendum 2 allows. Samples of the five items, made to the drawing set as amended, were delivered to your purchasing office on Friday.</w:t>
+        <w:t>Please find enclosed our bid form on ITB 2026-17, with a cashier's check in the amount of $5,060.70, five percent of our total bid as written, in place of a surety bond as addendum 2 allows. Samples of the five items, made to the drawing set as amended, were delivered to your purchasing office on Friday.</w:t>
       </w:r>
     </w:p>
     <w:p>
@@ -2267,7 +3771,7 @@
         <w:spacing w:after="120"/>
       </w:pPr>
       <w:r>
-        <w:t>We acknowledge addenda 1 and 2. Item 3 is priced at 36,000 cartons and item 5 on 44 ECT C flute board. Our Sioux Falls plant has supplied Nordvik's retail display program since 2023, and the new corrugator commissioned this summer gives us the capacity to run the full annual requirement alongside that work.</w:t>
+        <w:t>We acknowledge addenda 1 and 2. Item 3 is priced at 27,000 cartons and item 5 on 44 ECT C flute board. Our Sioux Falls plant has supplied Nordvik's retail display program since 2023, and the new corrugator commissioned this summer gives us the capacity to run the full annual requirement alongside that work.</w:t>
       </w:r>
     </w:p>
     <w:p>
@@ -2284,6 +3788,758 @@
       </w:pPr>
       <w:r>
         <w:t>Sincerely, Pia Loken, President, Loken &amp; Vik Container</w:t>
+      </w:r>
+    </w:p>
+    <w:p>
+      <w:r>
+        <w:br w:type="page"/>
+      </w:r>
+    </w:p>
+    <w:p>
+      <w:pPr>
+        <w:pStyle w:val="Heading1"/>
+      </w:pPr>
+      <w:r>
+        <w:t>Bid form, Mesabi Container Co.</w:t>
+      </w:r>
+    </w:p>
+    <w:p>
+      <w:pPr>
+        <w:spacing w:after="120"/>
+      </w:pPr>
+      <w:r>
+        <w:t>Bid Form, Invitation to Bid 2026-17, corrugated shipping cartons, annual requirement. The bidder offers to supply the items below for twelve months from award, in releases against a blanket purchase order, on the terms of the invitation as amended by its addenda, except as stated on this form and in any letter attached to it.</w:t>
+      </w:r>
+    </w:p>
+    <w:p>
+      <w:pPr>
+        <w:spacing w:after="40"/>
+      </w:pPr>
+      <w:r>
+        <w:t>Bidder: Mesabi Container Co., 4915 Rice Lake Road, Duluth, Minnesota 55803</w:t>
+      </w:r>
+    </w:p>
+    <w:p>
+      <w:pPr>
+        <w:spacing w:after="120"/>
+      </w:pPr>
+      <w:r>
+        <w:t>Plant of manufacture: Duluth, MN</w:t>
+      </w:r>
+    </w:p>
+    <w:tbl>
+      <w:tblPr>
+        <w:tblStyle w:val="TableGrid"/>
+        <w:tblW w:w="0" w:type="auto"/>
+        <w:tblLook w:val="04A0" w:firstRow="1" w:lastRow="0" w:firstColumn="1" w:lastColumn="0" w:noHBand="0" w:noVBand="1"/>
+      </w:tblPr>
+      <w:tblGrid>
+        <w:gridCol w:w="1872"/>
+        <w:gridCol w:w="1872"/>
+        <w:gridCol w:w="1872"/>
+        <w:gridCol w:w="1872"/>
+        <w:gridCol w:w="1872"/>
+      </w:tblGrid>
+      <w:tr>
+        <w:tc>
+          <w:tcPr>
+            <w:tcW w:w="1872" w:type="dxa"/>
+          </w:tcPr>
+          <w:p>
+            <w:r>
+              <w:rPr>
+                <w:b/>
+              </w:rPr>
+              <w:t>Item</w:t>
+            </w:r>
+          </w:p>
+        </w:tc>
+        <w:tc>
+          <w:tcPr>
+            <w:tcW w:w="1872" w:type="dxa"/>
+          </w:tcPr>
+          <w:p>
+            <w:r>
+              <w:rPr>
+                <w:b/>
+              </w:rPr>
+              <w:t>Description as bid</w:t>
+            </w:r>
+          </w:p>
+        </w:tc>
+        <w:tc>
+          <w:tcPr>
+            <w:tcW w:w="1872" w:type="dxa"/>
+          </w:tcPr>
+          <w:p>
+            <w:r>
+              <w:rPr>
+                <w:b/>
+              </w:rPr>
+              <w:t>Annual quantity</w:t>
+            </w:r>
+          </w:p>
+        </w:tc>
+        <w:tc>
+          <w:tcPr>
+            <w:tcW w:w="1872" w:type="dxa"/>
+          </w:tcPr>
+          <w:p>
+            <w:r>
+              <w:rPr>
+                <w:b/>
+              </w:rPr>
+              <w:t>Unit price</w:t>
+            </w:r>
+          </w:p>
+        </w:tc>
+        <w:tc>
+          <w:tcPr>
+            <w:tcW w:w="1872" w:type="dxa"/>
+          </w:tcPr>
+          <w:p>
+            <w:r>
+              <w:rPr>
+                <w:b/>
+              </w:rPr>
+              <w:t>Extension</w:t>
+            </w:r>
+          </w:p>
+        </w:tc>
+      </w:tr>
+      <w:tr>
+        <w:tc>
+          <w:tcPr>
+            <w:tcW w:w="1872" w:type="dxa"/>
+          </w:tcPr>
+          <w:p>
+            <w:r>
+              <w:t>1</w:t>
+            </w:r>
+          </w:p>
+        </w:tc>
+        <w:tc>
+          <w:tcPr>
+            <w:tcW w:w="1872" w:type="dxa"/>
+          </w:tcPr>
+          <w:p>
+            <w:r>
+              <w:t>RSC 24 x 18 x 12, 200 lb test C flute, kraft</w:t>
+            </w:r>
+          </w:p>
+        </w:tc>
+        <w:tc>
+          <w:tcPr>
+            <w:tcW w:w="1872" w:type="dxa"/>
+          </w:tcPr>
+          <w:p>
+            <w:r>
+              <w:t>45,000</w:t>
+            </w:r>
+          </w:p>
+        </w:tc>
+        <w:tc>
+          <w:tcPr>
+            <w:tcW w:w="1872" w:type="dxa"/>
+          </w:tcPr>
+          <w:p>
+            <w:r>
+              <w:t>0.562</w:t>
+            </w:r>
+          </w:p>
+        </w:tc>
+        <w:tc>
+          <w:tcPr>
+            <w:tcW w:w="1872" w:type="dxa"/>
+          </w:tcPr>
+          <w:p>
+            <w:r>
+              <w:t>25,290.00</w:t>
+            </w:r>
+          </w:p>
+        </w:tc>
+      </w:tr>
+      <w:tr>
+        <w:tc>
+          <w:tcPr>
+            <w:tcW w:w="1872" w:type="dxa"/>
+          </w:tcPr>
+          <w:p>
+            <w:r>
+              <w:t>2</w:t>
+            </w:r>
+          </w:p>
+        </w:tc>
+        <w:tc>
+          <w:tcPr>
+            <w:tcW w:w="1872" w:type="dxa"/>
+          </w:tcPr>
+          <w:p>
+            <w:r>
+              <w:t>RSC 18 x 12 x 10, 32 ECT B flute, kraft</w:t>
+            </w:r>
+          </w:p>
+        </w:tc>
+        <w:tc>
+          <w:tcPr>
+            <w:tcW w:w="1872" w:type="dxa"/>
+          </w:tcPr>
+          <w:p>
+            <w:r>
+              <w:t>64,000</w:t>
+            </w:r>
+          </w:p>
+        </w:tc>
+        <w:tc>
+          <w:tcPr>
+            <w:tcW w:w="1872" w:type="dxa"/>
+          </w:tcPr>
+          <w:p>
+            <w:r>
+              <w:t>0.386</w:t>
+            </w:r>
+          </w:p>
+        </w:tc>
+        <w:tc>
+          <w:tcPr>
+            <w:tcW w:w="1872" w:type="dxa"/>
+          </w:tcPr>
+          <w:p>
+            <w:r>
+              <w:t>24,704.00</w:t>
+            </w:r>
+          </w:p>
+        </w:tc>
+      </w:tr>
+      <w:tr>
+        <w:tc>
+          <w:tcPr>
+            <w:tcW w:w="1872" w:type="dxa"/>
+          </w:tcPr>
+          <w:p>
+            <w:r>
+              <w:t>3</w:t>
+            </w:r>
+          </w:p>
+        </w:tc>
+        <w:tc>
+          <w:tcPr>
+            <w:tcW w:w="1872" w:type="dxa"/>
+          </w:tcPr>
+          <w:p>
+            <w:r>
+              <w:t>Die-cut mailer 12 x 9 x 4, 32 ECT E flute, white</w:t>
+            </w:r>
+          </w:p>
+        </w:tc>
+        <w:tc>
+          <w:tcPr>
+            <w:tcW w:w="1872" w:type="dxa"/>
+          </w:tcPr>
+          <w:p>
+            <w:r>
+              <w:t>27,000</w:t>
+            </w:r>
+          </w:p>
+        </w:tc>
+        <w:tc>
+          <w:tcPr>
+            <w:tcW w:w="1872" w:type="dxa"/>
+          </w:tcPr>
+          <w:p>
+            <w:r>
+              <w:t>0.268</w:t>
+            </w:r>
+          </w:p>
+        </w:tc>
+        <w:tc>
+          <w:tcPr>
+            <w:tcW w:w="1872" w:type="dxa"/>
+          </w:tcPr>
+          <w:p>
+            <w:r>
+              <w:t>7,236.00</w:t>
+            </w:r>
+          </w:p>
+        </w:tc>
+      </w:tr>
+      <w:tr>
+        <w:tc>
+          <w:tcPr>
+            <w:tcW w:w="1872" w:type="dxa"/>
+          </w:tcPr>
+          <w:p>
+            <w:r>
+              <w:t>4</w:t>
+            </w:r>
+          </w:p>
+        </w:tc>
+        <w:tc>
+          <w:tcPr>
+            <w:tcW w:w="1872" w:type="dxa"/>
+          </w:tcPr>
+          <w:p>
+            <w:r>
+              <w:t>RSC 36 x 24 x 24, 200 lb test doublewall, kraft (alternate, see letter)</w:t>
+            </w:r>
+          </w:p>
+        </w:tc>
+        <w:tc>
+          <w:tcPr>
+            <w:tcW w:w="1872" w:type="dxa"/>
+          </w:tcPr>
+          <w:p>
+            <w:r>
+              <w:t>9,000</w:t>
+            </w:r>
+          </w:p>
+        </w:tc>
+        <w:tc>
+          <w:tcPr>
+            <w:tcW w:w="1872" w:type="dxa"/>
+          </w:tcPr>
+          <w:p>
+            <w:r>
+              <w:t>1.548</w:t>
+            </w:r>
+          </w:p>
+        </w:tc>
+        <w:tc>
+          <w:tcPr>
+            <w:tcW w:w="1872" w:type="dxa"/>
+          </w:tcPr>
+          <w:p>
+            <w:r>
+              <w:t>13,932.00</w:t>
+            </w:r>
+          </w:p>
+        </w:tc>
+      </w:tr>
+      <w:tr>
+        <w:tc>
+          <w:tcPr>
+            <w:tcW w:w="1872" w:type="dxa"/>
+          </w:tcPr>
+          <w:p>
+            <w:r>
+              <w:t>5</w:t>
+            </w:r>
+          </w:p>
+        </w:tc>
+        <w:tc>
+          <w:tcPr>
+            <w:tcW w:w="1872" w:type="dxa"/>
+          </w:tcPr>
+          <w:p>
+            <w:r>
+              <w:t>RSC 20 x 20 x 20, 44 ECT C flute, kraft, two-color print</w:t>
+            </w:r>
+          </w:p>
+        </w:tc>
+        <w:tc>
+          <w:tcPr>
+            <w:tcW w:w="1872" w:type="dxa"/>
+          </w:tcPr>
+          <w:p>
+            <w:r>
+              <w:t>24,000</w:t>
+            </w:r>
+          </w:p>
+        </w:tc>
+        <w:tc>
+          <w:tcPr>
+            <w:tcW w:w="1872" w:type="dxa"/>
+          </w:tcPr>
+          <w:p>
+            <w:r>
+              <w:t>0.910</w:t>
+            </w:r>
+          </w:p>
+        </w:tc>
+        <w:tc>
+          <w:tcPr>
+            <w:tcW w:w="1872" w:type="dxa"/>
+          </w:tcPr>
+          <w:p>
+            <w:r>
+              <w:t>21,840.00</w:t>
+            </w:r>
+          </w:p>
+        </w:tc>
+      </w:tr>
+      <w:tr>
+        <w:tc>
+          <w:tcPr>
+            <w:tcW w:w="1872" w:type="dxa"/>
+          </w:tcPr>
+          <w:p/>
+        </w:tc>
+        <w:tc>
+          <w:tcPr>
+            <w:tcW w:w="1872" w:type="dxa"/>
+          </w:tcPr>
+          <w:p>
+            <w:r>
+              <w:t>Tooling, printing plates and cutting dies, one-time charge</w:t>
+            </w:r>
+          </w:p>
+        </w:tc>
+        <w:tc>
+          <w:tcPr>
+            <w:tcW w:w="1872" w:type="dxa"/>
+          </w:tcPr>
+          <w:p/>
+        </w:tc>
+        <w:tc>
+          <w:tcPr>
+            <w:tcW w:w="1872" w:type="dxa"/>
+          </w:tcPr>
+          <w:p/>
+        </w:tc>
+        <w:tc>
+          <w:tcPr>
+            <w:tcW w:w="1872" w:type="dxa"/>
+          </w:tcPr>
+          <w:p>
+            <w:r>
+              <w:t>1,900.00</w:t>
+            </w:r>
+          </w:p>
+        </w:tc>
+      </w:tr>
+      <w:tr>
+        <w:tc>
+          <w:tcPr>
+            <w:tcW w:w="1872" w:type="dxa"/>
+          </w:tcPr>
+          <w:p/>
+        </w:tc>
+        <w:tc>
+          <w:tcPr>
+            <w:tcW w:w="1872" w:type="dxa"/>
+          </w:tcPr>
+          <w:p>
+            <w:r>
+              <w:t>Total bid as written</w:t>
+            </w:r>
+          </w:p>
+        </w:tc>
+        <w:tc>
+          <w:tcPr>
+            <w:tcW w:w="1872" w:type="dxa"/>
+          </w:tcPr>
+          <w:p/>
+        </w:tc>
+        <w:tc>
+          <w:tcPr>
+            <w:tcW w:w="1872" w:type="dxa"/>
+          </w:tcPr>
+          <w:p/>
+        </w:tc>
+        <w:tc>
+          <w:tcPr>
+            <w:tcW w:w="1872" w:type="dxa"/>
+          </w:tcPr>
+          <w:p>
+            <w:r>
+              <w:t>94,902.00</w:t>
+            </w:r>
+          </w:p>
+        </w:tc>
+      </w:tr>
+    </w:tbl>
+    <w:p>
+      <w:pPr>
+        <w:spacing w:after="40"/>
+      </w:pPr>
+    </w:p>
+    <w:tbl>
+      <w:tblPr>
+        <w:tblStyle w:val="TableGrid"/>
+        <w:tblW w:w="0" w:type="auto"/>
+        <w:tblLook w:val="04A0" w:firstRow="1" w:lastRow="0" w:firstColumn="1" w:lastColumn="0" w:noHBand="0" w:noVBand="1"/>
+      </w:tblPr>
+      <w:tblGrid>
+        <w:gridCol w:w="4680"/>
+        <w:gridCol w:w="4680"/>
+      </w:tblGrid>
+      <w:tr>
+        <w:tc>
+          <w:tcPr>
+            <w:tcW w:w="4680" w:type="dxa"/>
+          </w:tcPr>
+          <w:p>
+            <w:r>
+              <w:rPr>
+                <w:b/>
+              </w:rPr>
+              <w:t>Bid form entry</w:t>
+            </w:r>
+          </w:p>
+        </w:tc>
+        <w:tc>
+          <w:tcPr>
+            <w:tcW w:w="4680" w:type="dxa"/>
+          </w:tcPr>
+          <w:p>
+            <w:r>
+              <w:rPr>
+                <w:b/>
+              </w:rPr>
+              <w:t>As marked by the bidder</w:t>
+            </w:r>
+          </w:p>
+        </w:tc>
+      </w:tr>
+      <w:tr>
+        <w:tc>
+          <w:tcPr>
+            <w:tcW w:w="4680" w:type="dxa"/>
+          </w:tcPr>
+          <w:p>
+            <w:r>
+              <w:t>FOB terms</w:t>
+            </w:r>
+          </w:p>
+        </w:tc>
+        <w:tc>
+          <w:tcPr>
+            <w:tcW w:w="4680" w:type="dxa"/>
+          </w:tcPr>
+          <w:p>
+            <w:r>
+              <w:t>Origin, Duluth plant</w:t>
+            </w:r>
+          </w:p>
+        </w:tc>
+      </w:tr>
+      <w:tr>
+        <w:tc>
+          <w:tcPr>
+            <w:tcW w:w="4680" w:type="dxa"/>
+          </w:tcPr>
+          <w:p>
+            <w:r>
+              <w:t>Payment terms</w:t>
+            </w:r>
+          </w:p>
+        </w:tc>
+        <w:tc>
+          <w:tcPr>
+            <w:tcW w:w="4680" w:type="dxa"/>
+          </w:tcPr>
+          <w:p>
+            <w:r>
+              <w:t>1% 20, net 30</w:t>
+            </w:r>
+          </w:p>
+        </w:tc>
+      </w:tr>
+      <w:tr>
+        <w:tc>
+          <w:tcPr>
+            <w:tcW w:w="4680" w:type="dxa"/>
+          </w:tcPr>
+          <w:p>
+            <w:r>
+              <w:t>Prices firm for twelve months from award</w:t>
+            </w:r>
+          </w:p>
+        </w:tc>
+        <w:tc>
+          <w:tcPr>
+            <w:tcW w:w="4680" w:type="dxa"/>
+          </w:tcPr>
+          <w:p>
+            <w:r>
+              <w:t>Yes</w:t>
+            </w:r>
+          </w:p>
+        </w:tc>
+      </w:tr>
+      <w:tr>
+        <w:tc>
+          <w:tcPr>
+            <w:tcW w:w="4680" w:type="dxa"/>
+          </w:tcPr>
+          <w:p>
+            <w:r>
+              <w:t>Addenda acknowledged by number</w:t>
+            </w:r>
+          </w:p>
+        </w:tc>
+        <w:tc>
+          <w:tcPr>
+            <w:tcW w:w="4680" w:type="dxa"/>
+          </w:tcPr>
+          <w:p>
+            <w:r>
+              <w:t>1, 2</w:t>
+            </w:r>
+          </w:p>
+        </w:tc>
+      </w:tr>
+      <w:tr>
+        <w:tc>
+          <w:tcPr>
+            <w:tcW w:w="4680" w:type="dxa"/>
+          </w:tcPr>
+          <w:p>
+            <w:r>
+              <w:t>Bid bond, five percent of the total bid</w:t>
+            </w:r>
+          </w:p>
+        </w:tc>
+        <w:tc>
+          <w:tcPr>
+            <w:tcW w:w="4680" w:type="dxa"/>
+          </w:tcPr>
+          <w:p>
+            <w:r>
+              <w:t>Surety bond, enclosed</w:t>
+            </w:r>
+          </w:p>
+        </w:tc>
+      </w:tr>
+      <w:tr>
+        <w:tc>
+          <w:tcPr>
+            <w:tcW w:w="4680" w:type="dxa"/>
+          </w:tcPr>
+          <w:p>
+            <w:r>
+              <w:t>Samples, one of each item</w:t>
+            </w:r>
+          </w:p>
+        </w:tc>
+        <w:tc>
+          <w:tcPr>
+            <w:tcW w:w="4680" w:type="dxa"/>
+          </w:tcPr>
+          <w:p>
+            <w:r>
+              <w:t>Delivered to the purchasing office</w:t>
+            </w:r>
+          </w:p>
+        </w:tc>
+      </w:tr>
+      <w:tr>
+        <w:tc>
+          <w:tcPr>
+            <w:tcW w:w="4680" w:type="dxa"/>
+          </w:tcPr>
+          <w:p>
+            <w:r>
+              <w:t>Pricing conditions, exceptions and alternates (attach letter if any)</w:t>
+            </w:r>
+          </w:p>
+        </w:tc>
+        <w:tc>
+          <w:tcPr>
+            <w:tcW w:w="4680" w:type="dxa"/>
+          </w:tcPr>
+          <w:p>
+            <w:r>
+              <w:t>See attached letter</w:t>
+            </w:r>
+          </w:p>
+        </w:tc>
+      </w:tr>
+      <w:tr>
+        <w:tc>
+          <w:tcPr>
+            <w:tcW w:w="4680" w:type="dxa"/>
+          </w:tcPr>
+          <w:p>
+            <w:r>
+              <w:t>References</w:t>
+            </w:r>
+          </w:p>
+        </w:tc>
+        <w:tc>
+          <w:tcPr>
+            <w:tcW w:w="4680" w:type="dxa"/>
+          </w:tcPr>
+          <w:p>
+            <w:r>
+              <w:t>Attached to the letter</w:t>
+            </w:r>
+          </w:p>
+        </w:tc>
+      </w:tr>
+    </w:tbl>
+    <w:p>
+      <w:pPr>
+        <w:spacing w:after="40"/>
+      </w:pPr>
+    </w:p>
+    <w:p>
+      <w:r>
+        <w:t>Signed: T. Halvorsen, Sales Manager, Mesabi Container Co., October 2, 2026</w:t>
+      </w:r>
+    </w:p>
+    <w:p>
+      <w:pPr>
+        <w:pStyle w:val="Heading1"/>
+      </w:pPr>
+      <w:r>
+        <w:t>Letter enclosed with the bid, Mesabi Container Co.</w:t>
+      </w:r>
+    </w:p>
+    <w:p>
+      <w:pPr>
+        <w:spacing w:after="40"/>
+      </w:pPr>
+      <w:r>
+        <w:t>October 2, 2026</w:t>
+      </w:r>
+    </w:p>
+    <w:p>
+      <w:pPr>
+        <w:spacing w:after="40"/>
+      </w:pPr>
+      <w:r>
+        <w:t>Nordvik Manufacturing, Inc., Purchasing Office, Alexandria, Minnesota</w:t>
+      </w:r>
+    </w:p>
+    <w:p>
+      <w:pPr>
+        <w:spacing w:after="120"/>
+      </w:pPr>
+      <w:r>
+        <w:t>Re: Invitation to Bid 2026-17, corrugated shipping cartons</w:t>
+      </w:r>
+    </w:p>
+    <w:p>
+      <w:pPr>
+        <w:spacing w:after="120"/>
+      </w:pPr>
+      <w:r>
+        <w:t>Mesabi Container Co. is pleased to bid on ITB 2026-17. Our bid form is enclosed with a surety bond at five percent of the total bid, and one sample of each item was delivered to your purchasing office by courier ahead of this envelope. We acknowledge addenda 1 and 2, with the mailer priced at 27,000 and the printed carton on 44 ECT C flute to revision B.</w:t>
+      </w:r>
+    </w:p>
+    <w:p>
+      <w:pPr>
+        <w:spacing w:after="120"/>
+      </w:pPr>
+      <w:r>
+        <w:t>Our prices are FOB origin, our Duluth plant, for all five items, with freight to Alexandria arranged by Nordvik. Our Duluth plant does not run 275 lb test doublewall. Item 4 is offered on 200 lb test doublewall, which the answer in addendum 2 allows as an alternate, at the price on the form, and we ask that our bid be evaluated on that board.</w:t>
+      </w:r>
+    </w:p>
+    <w:p>
+      <w:pPr>
+        <w:spacing w:after="120"/>
+      </w:pPr>
+      <w:r>
+        <w:t>Prices are firm for twelve months from award. Terms are 1% 20, net 30. The plant runs a 98 inch corrugator with an inline two-color printer, and we ship pallet quantities on two days' notice.</w:t>
+      </w:r>
+    </w:p>
+    <w:p>
+      <w:pPr>
+        <w:spacing w:after="120"/>
+      </w:pPr>
+      <w:r>
+        <w:t>Sincerely, T. Halvorsen, Sales Manager, Mesabi Container Co.</w:t>
       </w:r>
     </w:p>
     <w:p>
@@ -2430,27 +4686,27 @@
           </w:tcPr>
           <w:p>
             <w:r>
-              <w:t>60,000</w:t>
-            </w:r>
-          </w:p>
-        </w:tc>
-        <w:tc>
-          <w:tcPr>
-            <w:tcW w:w="1872" w:type="dxa"/>
-          </w:tcPr>
-          <w:p>
-            <w:r>
-              <w:t>0.601</w:t>
-            </w:r>
-          </w:p>
-        </w:tc>
-        <w:tc>
-          <w:tcPr>
-            <w:tcW w:w="1872" w:type="dxa"/>
-          </w:tcPr>
-          <w:p>
-            <w:r>
-              <w:t>36,060.00</w:t>
+              <w:t>45,000</w:t>
+            </w:r>
+          </w:p>
+        </w:tc>
+        <w:tc>
+          <w:tcPr>
+            <w:tcW w:w="1872" w:type="dxa"/>
+          </w:tcPr>
+          <w:p>
+            <w:r>
+              <w:t>0.583</w:t>
+            </w:r>
+          </w:p>
+        </w:tc>
+        <w:tc>
+          <w:tcPr>
+            <w:tcW w:w="1872" w:type="dxa"/>
+          </w:tcPr>
+          <w:p>
+            <w:r>
+              <w:t>26,235.00</w:t>
             </w:r>
           </w:p>
         </w:tc>
@@ -2482,27 +4738,27 @@
           </w:tcPr>
           <w:p>
             <w:r>
-              <w:t>84,000</w:t>
-            </w:r>
-          </w:p>
-        </w:tc>
-        <w:tc>
-          <w:tcPr>
-            <w:tcW w:w="1872" w:type="dxa"/>
-          </w:tcPr>
-          <w:p>
-            <w:r>
-              <w:t>0.411</w:t>
-            </w:r>
-          </w:p>
-        </w:tc>
-        <w:tc>
-          <w:tcPr>
-            <w:tcW w:w="1872" w:type="dxa"/>
-          </w:tcPr>
-          <w:p>
-            <w:r>
-              <w:t>34,524.00</w:t>
+              <w:t>64,000</w:t>
+            </w:r>
+          </w:p>
+        </w:tc>
+        <w:tc>
+          <w:tcPr>
+            <w:tcW w:w="1872" w:type="dxa"/>
+          </w:tcPr>
+          <w:p>
+            <w:r>
+              <w:t>0.399</w:t>
+            </w:r>
+          </w:p>
+        </w:tc>
+        <w:tc>
+          <w:tcPr>
+            <w:tcW w:w="1872" w:type="dxa"/>
+          </w:tcPr>
+          <w:p>
+            <w:r>
+              <w:t>25,536.00</w:t>
             </w:r>
           </w:p>
         </w:tc>
@@ -2534,7 +4790,7 @@
           </w:tcPr>
           <w:p>
             <w:r>
-              <w:t>36,000</w:t>
+              <w:t>27,000</w:t>
             </w:r>
           </w:p>
         </w:tc>
@@ -2554,7 +4810,7 @@
           </w:tcPr>
           <w:p>
             <w:r>
-              <w:t>10,188.00</w:t>
+              <w:t>7,641.00</w:t>
             </w:r>
           </w:p>
         </w:tc>
@@ -2586,7 +4842,7 @@
           </w:tcPr>
           <w:p>
             <w:r>
-              <w:t>12,000</w:t>
+              <w:t>9,000</w:t>
             </w:r>
           </w:p>
         </w:tc>
@@ -2606,7 +4862,7 @@
           </w:tcPr>
           <w:p>
             <w:r>
-              <w:t>20,328.00</w:t>
+              <w:t>15,246.00</w:t>
             </w:r>
           </w:p>
         </w:tc>
@@ -2638,27 +4894,27 @@
           </w:tcPr>
           <w:p>
             <w:r>
-              <w:t>30,000</w:t>
-            </w:r>
-          </w:p>
-        </w:tc>
-        <w:tc>
-          <w:tcPr>
-            <w:tcW w:w="1872" w:type="dxa"/>
-          </w:tcPr>
-          <w:p>
-            <w:r>
-              <w:t>0.969</w:t>
-            </w:r>
-          </w:p>
-        </w:tc>
-        <w:tc>
-          <w:tcPr>
-            <w:tcW w:w="1872" w:type="dxa"/>
-          </w:tcPr>
-          <w:p>
-            <w:r>
-              <w:t>29,070.00</w:t>
+              <w:t>24,000</w:t>
+            </w:r>
+          </w:p>
+        </w:tc>
+        <w:tc>
+          <w:tcPr>
+            <w:tcW w:w="1872" w:type="dxa"/>
+          </w:tcPr>
+          <w:p>
+            <w:r>
+              <w:t>0.966</w:t>
+            </w:r>
+          </w:p>
+        </w:tc>
+        <w:tc>
+          <w:tcPr>
+            <w:tcW w:w="1872" w:type="dxa"/>
+          </w:tcPr>
+          <w:p>
+            <w:r>
+              <w:t>23,184.00</w:t>
             </w:r>
           </w:p>
         </w:tc>
@@ -2738,7 +4994,7 @@
           </w:tcPr>
           <w:p>
             <w:r>
-              <w:t>131,895.00</w:t>
+              <w:t>99,567.00</w:t>
             </w:r>
           </w:p>
         </w:tc>
@@ -2936,7 +5192,7 @@
           </w:tcPr>
           <w:p>
             <w:r>
-              <w:t>See attached letter</w:t>
+              <w:t>None</w:t>
             </w:r>
           </w:p>
         </w:tc>
@@ -3011,7 +5267,7 @@
         <w:spacing w:after="120"/>
       </w:pPr>
       <w:r>
-        <w:t>Otter Tail Corrugated submits the enclosed bid for the annual carton requirement under ITB 2026-17. We acknowledge both addenda and have priced item 3 at 36,000 and item 5 on 44 ECT board. The bond and the five samples are enclosed.</w:t>
+        <w:t>Otter Tail Corrugated submits the enclosed bid for the annual carton requirement under ITB 2026-17. We acknowledge both addenda and have priced item 3 at 27,000 and item 5 on 44 ECT board. The bond and the five samples are enclosed.</w:t>
       </w:r>
     </w:p>
     <w:p>
@@ -3182,27 +5438,27 @@
           </w:tcPr>
           <w:p>
             <w:r>
-              <w:t>60,000</w:t>
-            </w:r>
-          </w:p>
-        </w:tc>
-        <w:tc>
-          <w:tcPr>
-            <w:tcW w:w="1872" w:type="dxa"/>
-          </w:tcPr>
-          <w:p>
-            <w:r>
-              <w:t>0.612</w:t>
-            </w:r>
-          </w:p>
-        </w:tc>
-        <w:tc>
-          <w:tcPr>
-            <w:tcW w:w="1872" w:type="dxa"/>
-          </w:tcPr>
-          <w:p>
-            <w:r>
-              <w:t>36,720.00</w:t>
+              <w:t>45,000</w:t>
+            </w:r>
+          </w:p>
+        </w:tc>
+        <w:tc>
+          <w:tcPr>
+            <w:tcW w:w="1872" w:type="dxa"/>
+          </w:tcPr>
+          <w:p>
+            <w:r>
+              <w:t>0.602</w:t>
+            </w:r>
+          </w:p>
+        </w:tc>
+        <w:tc>
+          <w:tcPr>
+            <w:tcW w:w="1872" w:type="dxa"/>
+          </w:tcPr>
+          <w:p>
+            <w:r>
+              <w:t>27,090.00</w:t>
             </w:r>
           </w:p>
         </w:tc>
@@ -3234,27 +5490,27 @@
           </w:tcPr>
           <w:p>
             <w:r>
-              <w:t>84,000</w:t>
-            </w:r>
-          </w:p>
-        </w:tc>
-        <w:tc>
-          <w:tcPr>
-            <w:tcW w:w="1872" w:type="dxa"/>
-          </w:tcPr>
-          <w:p>
-            <w:r>
-              <w:t>0.418</w:t>
-            </w:r>
-          </w:p>
-        </w:tc>
-        <w:tc>
-          <w:tcPr>
-            <w:tcW w:w="1872" w:type="dxa"/>
-          </w:tcPr>
-          <w:p>
-            <w:r>
-              <w:t>45,112.00</w:t>
+              <w:t>64,000</w:t>
+            </w:r>
+          </w:p>
+        </w:tc>
+        <w:tc>
+          <w:tcPr>
+            <w:tcW w:w="1872" w:type="dxa"/>
+          </w:tcPr>
+          <w:p>
+            <w:r>
+              <w:t>0.408</w:t>
+            </w:r>
+          </w:p>
+        </w:tc>
+        <w:tc>
+          <w:tcPr>
+            <w:tcW w:w="1872" w:type="dxa"/>
+          </w:tcPr>
+          <w:p>
+            <w:r>
+              <w:t>26,912.00</w:t>
             </w:r>
           </w:p>
         </w:tc>
@@ -3286,27 +5542,27 @@
           </w:tcPr>
           <w:p>
             <w:r>
-              <w:t>36,000</w:t>
-            </w:r>
-          </w:p>
-        </w:tc>
-        <w:tc>
-          <w:tcPr>
-            <w:tcW w:w="1872" w:type="dxa"/>
-          </w:tcPr>
-          <w:p>
-            <w:r>
-              <w:t>0.294</w:t>
-            </w:r>
-          </w:p>
-        </w:tc>
-        <w:tc>
-          <w:tcPr>
-            <w:tcW w:w="1872" w:type="dxa"/>
-          </w:tcPr>
-          <w:p>
-            <w:r>
-              <w:t>10,584.00</w:t>
+              <w:t>27,000</w:t>
+            </w:r>
+          </w:p>
+        </w:tc>
+        <w:tc>
+          <w:tcPr>
+            <w:tcW w:w="1872" w:type="dxa"/>
+          </w:tcPr>
+          <w:p>
+            <w:r>
+              <w:t>0.289</w:t>
+            </w:r>
+          </w:p>
+        </w:tc>
+        <w:tc>
+          <w:tcPr>
+            <w:tcW w:w="1872" w:type="dxa"/>
+          </w:tcPr>
+          <w:p>
+            <w:r>
+              <w:t>7,803.00</w:t>
             </w:r>
           </w:p>
         </w:tc>
@@ -3338,27 +5594,27 @@
           </w:tcPr>
           <w:p>
             <w:r>
-              <w:t>12,000</w:t>
-            </w:r>
-          </w:p>
-        </w:tc>
-        <w:tc>
-          <w:tcPr>
-            <w:tcW w:w="1872" w:type="dxa"/>
-          </w:tcPr>
-          <w:p>
-            <w:r>
-              <w:t>1.735</w:t>
-            </w:r>
-          </w:p>
-        </w:tc>
-        <w:tc>
-          <w:tcPr>
-            <w:tcW w:w="1872" w:type="dxa"/>
-          </w:tcPr>
-          <w:p>
-            <w:r>
-              <w:t>20,820.00</w:t>
+              <w:t>9,000</w:t>
+            </w:r>
+          </w:p>
+        </w:tc>
+        <w:tc>
+          <w:tcPr>
+            <w:tcW w:w="1872" w:type="dxa"/>
+          </w:tcPr>
+          <w:p>
+            <w:r>
+              <w:t>1.704</w:t>
+            </w:r>
+          </w:p>
+        </w:tc>
+        <w:tc>
+          <w:tcPr>
+            <w:tcW w:w="1872" w:type="dxa"/>
+          </w:tcPr>
+          <w:p>
+            <w:r>
+              <w:t>15,336.00</w:t>
             </w:r>
           </w:p>
         </w:tc>
@@ -3390,27 +5646,27 @@
           </w:tcPr>
           <w:p>
             <w:r>
-              <w:t>30,000</w:t>
-            </w:r>
-          </w:p>
-        </w:tc>
-        <w:tc>
-          <w:tcPr>
-            <w:tcW w:w="1872" w:type="dxa"/>
-          </w:tcPr>
-          <w:p>
-            <w:r>
-              <w:t>0.988</w:t>
-            </w:r>
-          </w:p>
-        </w:tc>
-        <w:tc>
-          <w:tcPr>
-            <w:tcW w:w="1872" w:type="dxa"/>
-          </w:tcPr>
-          <w:p>
-            <w:r>
-              <w:t>29,640.00</w:t>
+              <w:t>24,000</w:t>
+            </w:r>
+          </w:p>
+        </w:tc>
+        <w:tc>
+          <w:tcPr>
+            <w:tcW w:w="1872" w:type="dxa"/>
+          </w:tcPr>
+          <w:p>
+            <w:r>
+              <w:t>0.952</w:t>
+            </w:r>
+          </w:p>
+        </w:tc>
+        <w:tc>
+          <w:tcPr>
+            <w:tcW w:w="1872" w:type="dxa"/>
+          </w:tcPr>
+          <w:p>
+            <w:r>
+              <w:t>22,848.00</w:t>
             </w:r>
           </w:p>
         </w:tc>
@@ -3490,7 +5746,7 @@
           </w:tcPr>
           <w:p>
             <w:r>
-              <w:t>144,726.00</w:t>
+              <w:t>101,839.00</w:t>
             </w:r>
           </w:p>
         </w:tc>
@@ -3824,7 +6080,7 @@
         <w:spacing w:after="120"/>
       </w:pPr>
       <w:r>
-        <w:t>Plant of manufacture: Cedar Rapids, IA</w:t>
+        <w:t>Plant of manufacture: Cedar Rapids, IA; see letter</w:t>
       </w:r>
     </w:p>
     <w:tbl>
@@ -3934,27 +6190,27 @@
           </w:tcPr>
           <w:p>
             <w:r>
-              <w:t>60,000</w:t>
-            </w:r>
-          </w:p>
-        </w:tc>
-        <w:tc>
-          <w:tcPr>
-            <w:tcW w:w="1872" w:type="dxa"/>
-          </w:tcPr>
-          <w:p>
-            <w:r>
-              <w:t>0.598</w:t>
-            </w:r>
-          </w:p>
-        </w:tc>
-        <w:tc>
-          <w:tcPr>
-            <w:tcW w:w="1872" w:type="dxa"/>
-          </w:tcPr>
-          <w:p>
-            <w:r>
-              <w:t>35,880.00</w:t>
+              <w:t>45,000</w:t>
+            </w:r>
+          </w:p>
+        </w:tc>
+        <w:tc>
+          <w:tcPr>
+            <w:tcW w:w="1872" w:type="dxa"/>
+          </w:tcPr>
+          <w:p>
+            <w:r>
+              <w:t>0.546</w:t>
+            </w:r>
+          </w:p>
+        </w:tc>
+        <w:tc>
+          <w:tcPr>
+            <w:tcW w:w="1872" w:type="dxa"/>
+          </w:tcPr>
+          <w:p>
+            <w:r>
+              <w:t>24,570.00</w:t>
             </w:r>
           </w:p>
         </w:tc>
@@ -3986,27 +6242,27 @@
           </w:tcPr>
           <w:p>
             <w:r>
-              <w:t>84,000</w:t>
-            </w:r>
-          </w:p>
-        </w:tc>
-        <w:tc>
-          <w:tcPr>
-            <w:tcW w:w="1872" w:type="dxa"/>
-          </w:tcPr>
-          <w:p>
-            <w:r>
-              <w:t>0.405</w:t>
-            </w:r>
-          </w:p>
-        </w:tc>
-        <w:tc>
-          <w:tcPr>
-            <w:tcW w:w="1872" w:type="dxa"/>
-          </w:tcPr>
-          <w:p>
-            <w:r>
-              <w:t>34,020.00</w:t>
+              <w:t>64,000</w:t>
+            </w:r>
+          </w:p>
+        </w:tc>
+        <w:tc>
+          <w:tcPr>
+            <w:tcW w:w="1872" w:type="dxa"/>
+          </w:tcPr>
+          <w:p>
+            <w:r>
+              <w:t>0.370</w:t>
+            </w:r>
+          </w:p>
+        </w:tc>
+        <w:tc>
+          <w:tcPr>
+            <w:tcW w:w="1872" w:type="dxa"/>
+          </w:tcPr>
+          <w:p>
+            <w:r>
+              <w:t>23,680.00</w:t>
             </w:r>
           </w:p>
         </w:tc>
@@ -4038,27 +6294,27 @@
           </w:tcPr>
           <w:p>
             <w:r>
-              <w:t>36,000</w:t>
-            </w:r>
-          </w:p>
-        </w:tc>
-        <w:tc>
-          <w:tcPr>
-            <w:tcW w:w="1872" w:type="dxa"/>
-          </w:tcPr>
-          <w:p>
-            <w:r>
-              <w:t>0.281</w:t>
-            </w:r>
-          </w:p>
-        </w:tc>
-        <w:tc>
-          <w:tcPr>
-            <w:tcW w:w="1872" w:type="dxa"/>
-          </w:tcPr>
-          <w:p>
-            <w:r>
-              <w:t>10,116.00</w:t>
+              <w:t>27,000</w:t>
+            </w:r>
+          </w:p>
+        </w:tc>
+        <w:tc>
+          <w:tcPr>
+            <w:tcW w:w="1872" w:type="dxa"/>
+          </w:tcPr>
+          <w:p>
+            <w:r>
+              <w:t>0.262</w:t>
+            </w:r>
+          </w:p>
+        </w:tc>
+        <w:tc>
+          <w:tcPr>
+            <w:tcW w:w="1872" w:type="dxa"/>
+          </w:tcPr>
+          <w:p>
+            <w:r>
+              <w:t>7,074.00</w:t>
             </w:r>
           </w:p>
         </w:tc>
@@ -4090,27 +6346,27 @@
           </w:tcPr>
           <w:p>
             <w:r>
-              <w:t>12,000</w:t>
-            </w:r>
-          </w:p>
-        </w:tc>
-        <w:tc>
-          <w:tcPr>
-            <w:tcW w:w="1872" w:type="dxa"/>
-          </w:tcPr>
-          <w:p>
-            <w:r>
-              <w:t>1.690</w:t>
-            </w:r>
-          </w:p>
-        </w:tc>
-        <w:tc>
-          <w:tcPr>
-            <w:tcW w:w="1872" w:type="dxa"/>
-          </w:tcPr>
-          <w:p>
-            <w:r>
-              <w:t>20,280.00</w:t>
+              <w:t>9,000</w:t>
+            </w:r>
+          </w:p>
+        </w:tc>
+        <w:tc>
+          <w:tcPr>
+            <w:tcW w:w="1872" w:type="dxa"/>
+          </w:tcPr>
+          <w:p>
+            <w:r>
+              <w:t>1.575</w:t>
+            </w:r>
+          </w:p>
+        </w:tc>
+        <w:tc>
+          <w:tcPr>
+            <w:tcW w:w="1872" w:type="dxa"/>
+          </w:tcPr>
+          <w:p>
+            <w:r>
+              <w:t>14,175.00</w:t>
             </w:r>
           </w:p>
         </w:tc>
@@ -4142,27 +6398,27 @@
           </w:tcPr>
           <w:p>
             <w:r>
-              <w:t>30,000</w:t>
-            </w:r>
-          </w:p>
-        </w:tc>
-        <w:tc>
-          <w:tcPr>
-            <w:tcW w:w="1872" w:type="dxa"/>
-          </w:tcPr>
-          <w:p>
-            <w:r>
-              <w:t>0.965</w:t>
-            </w:r>
-          </w:p>
-        </w:tc>
-        <w:tc>
-          <w:tcPr>
-            <w:tcW w:w="1872" w:type="dxa"/>
-          </w:tcPr>
-          <w:p>
-            <w:r>
-              <w:t>28,950.00</w:t>
+              <w:t>24,000</w:t>
+            </w:r>
+          </w:p>
+        </w:tc>
+        <w:tc>
+          <w:tcPr>
+            <w:tcW w:w="1872" w:type="dxa"/>
+          </w:tcPr>
+          <w:p>
+            <w:r>
+              <w:t>0.900</w:t>
+            </w:r>
+          </w:p>
+        </w:tc>
+        <w:tc>
+          <w:tcPr>
+            <w:tcW w:w="1872" w:type="dxa"/>
+          </w:tcPr>
+          <w:p>
+            <w:r>
+              <w:t>21,600.00</w:t>
             </w:r>
           </w:p>
         </w:tc>
@@ -4242,7 +6498,7 @@
           </w:tcPr>
           <w:p>
             <w:r>
-              <w:t>131,646.00</w:t>
+              <w:t>93,499.00</w:t>
             </w:r>
           </w:p>
         </w:tc>
@@ -4308,7 +6564,7 @@
           </w:tcPr>
           <w:p>
             <w:r>
-              <w:t>Origin, Cedar Rapids plant</w:t>
+              <w:t>Origin, shipping plant</w:t>
             </w:r>
           </w:p>
         </w:tc>
@@ -4475,7 +6731,7 @@
     </w:p>
     <w:p>
       <w:r>
-        <w:t>Signed: A. Delaney, Director of Sales, Ridgecrest Packaging, October 1, 2026</w:t>
+        <w:t>Signed: A. Delaney, Director of Sales, Ridgecrest Packaging, October 5, 2026</w:t>
       </w:r>
     </w:p>
     <w:p>
@@ -4491,7 +6747,7 @@
         <w:spacing w:after="40"/>
       </w:pPr>
       <w:r>
-        <w:t>October 1, 2026</w:t>
+        <w:t>October 5, 2026</w:t>
       </w:r>
     </w:p>
     <w:p>
@@ -4515,7 +6771,7 @@
         <w:spacing w:after="120"/>
       </w:pPr>
       <w:r>
-        <w:t>Enclosed is our bid on ITB 2026-17 for the five carton items, with a surety bond at five percent and samples of each item delivered to the purchasing office ahead of the due time. We acknowledge addenda 1 and 2 and have priced item 3 at 36,000 and item 5 on 44 ECT C flute.</w:t>
+        <w:t>Enclosed is our bid on ITB 2026-17 for the five carton items, with a surety bond at five percent. Samples of each item are already with the purchasing office. We acknowledge addenda 1 and 2 and have priced item 3 at 27,000 and item 5 on 44 ECT C flute.</w:t>
       </w:r>
     </w:p>
     <w:p>
@@ -4523,7 +6779,7 @@
         <w:spacing w:after="120"/>
       </w:pPr>
       <w:r>
-        <w:t>Our prices are FOB origin, our Cedar Rapids plant, with freight to be arranged by Nordvik or by Ridgecrest as a prepaid and add charge at Nordvik's option. The plant runs a 110 inch corrugator with an inline two-color printer, and finished goods for annual accounts are held for release on a four week float.</w:t>
+        <w:t>Our prices are FOB origin, with freight to be arranged by Nordvik or by Ridgecrest as a prepaid and add charge at Nordvik's option. Items 1 through 4 would be made at our Cedar Rapids plant, which runs a 110 inch corrugator, and would ship from there. The printed carton, item 5, would be made at our plant in Omaha, Nebraska, where the two-color press is, and would ship from Omaha.</w:t>
       </w:r>
     </w:p>
     <w:p>
@@ -4531,7 +6787,7 @@
         <w:spacing w:after="120"/>
       </w:pPr>
       <w:r>
-        <w:t>Terms are 1% 20, net 45. Prices are firm for the twelve months of the contract. We would be pleased to host a plant visit in Cedar Rapids before award if that would be helpful.</w:t>
+        <w:t>Terms are 1% 20, net 45. Prices are firm for the twelve months of the contract. If the award reaches us by October 30, we will credit the $2,400.00 tooling charge back to Nordvik on the first invoice.</w:t>
       </w:r>
     </w:p>
     <w:p>
@@ -4540,6 +6796,1510 @@
       </w:pPr>
       <w:r>
         <w:t>Sincerely, A. Delaney, Director of Sales, Ridgecrest Packaging</w:t>
+      </w:r>
+    </w:p>
+    <w:p>
+      <w:pPr>
+        <w:pStyle w:val="Heading1"/>
+      </w:pPr>
+      <w:r>
+        <w:t>Bid form, Thorsgard Box &amp; Label</w:t>
+      </w:r>
+    </w:p>
+    <w:p>
+      <w:pPr>
+        <w:spacing w:after="120"/>
+      </w:pPr>
+      <w:r>
+        <w:t>Bid Form, Invitation to Bid 2026-17, corrugated shipping cartons, annual requirement. The bidder offers to supply the items below for twelve months from award, in releases against a blanket purchase order, on the terms of the invitation as amended by its addenda, except as stated on this form and in any letter attached to it.</w:t>
+      </w:r>
+    </w:p>
+    <w:p>
+      <w:pPr>
+        <w:spacing w:after="40"/>
+      </w:pPr>
+      <w:r>
+        <w:t>Bidder: Thorsgard Box &amp; Label, 410 Front Street, Moorhead, Minnesota 56560</w:t>
+      </w:r>
+    </w:p>
+    <w:p>
+      <w:pPr>
+        <w:spacing w:after="120"/>
+      </w:pPr>
+      <w:r>
+        <w:t>Plant of manufacture: Moorhead, MN</w:t>
+      </w:r>
+    </w:p>
+    <w:tbl>
+      <w:tblPr>
+        <w:tblStyle w:val="TableGrid"/>
+        <w:tblW w:w="0" w:type="auto"/>
+        <w:tblLook w:val="04A0" w:firstRow="1" w:lastRow="0" w:firstColumn="1" w:lastColumn="0" w:noHBand="0" w:noVBand="1"/>
+      </w:tblPr>
+      <w:tblGrid>
+        <w:gridCol w:w="1872"/>
+        <w:gridCol w:w="1872"/>
+        <w:gridCol w:w="1872"/>
+        <w:gridCol w:w="1872"/>
+        <w:gridCol w:w="1872"/>
+      </w:tblGrid>
+      <w:tr>
+        <w:tc>
+          <w:tcPr>
+            <w:tcW w:w="1872" w:type="dxa"/>
+          </w:tcPr>
+          <w:p>
+            <w:r>
+              <w:rPr>
+                <w:b/>
+              </w:rPr>
+              <w:t>Item</w:t>
+            </w:r>
+          </w:p>
+        </w:tc>
+        <w:tc>
+          <w:tcPr>
+            <w:tcW w:w="1872" w:type="dxa"/>
+          </w:tcPr>
+          <w:p>
+            <w:r>
+              <w:rPr>
+                <w:b/>
+              </w:rPr>
+              <w:t>Description as bid</w:t>
+            </w:r>
+          </w:p>
+        </w:tc>
+        <w:tc>
+          <w:tcPr>
+            <w:tcW w:w="1872" w:type="dxa"/>
+          </w:tcPr>
+          <w:p>
+            <w:r>
+              <w:rPr>
+                <w:b/>
+              </w:rPr>
+              <w:t>Annual quantity</w:t>
+            </w:r>
+          </w:p>
+        </w:tc>
+        <w:tc>
+          <w:tcPr>
+            <w:tcW w:w="1872" w:type="dxa"/>
+          </w:tcPr>
+          <w:p>
+            <w:r>
+              <w:rPr>
+                <w:b/>
+              </w:rPr>
+              <w:t>Unit price</w:t>
+            </w:r>
+          </w:p>
+        </w:tc>
+        <w:tc>
+          <w:tcPr>
+            <w:tcW w:w="1872" w:type="dxa"/>
+          </w:tcPr>
+          <w:p>
+            <w:r>
+              <w:rPr>
+                <w:b/>
+              </w:rPr>
+              <w:t>Extension</w:t>
+            </w:r>
+          </w:p>
+        </w:tc>
+      </w:tr>
+      <w:tr>
+        <w:tc>
+          <w:tcPr>
+            <w:tcW w:w="1872" w:type="dxa"/>
+          </w:tcPr>
+          <w:p>
+            <w:r>
+              <w:t>1</w:t>
+            </w:r>
+          </w:p>
+        </w:tc>
+        <w:tc>
+          <w:tcPr>
+            <w:tcW w:w="1872" w:type="dxa"/>
+          </w:tcPr>
+          <w:p>
+            <w:r>
+              <w:t>RSC 24 x 18 x 12, 200 lb C flute, kraft</w:t>
+            </w:r>
+          </w:p>
+        </w:tc>
+        <w:tc>
+          <w:tcPr>
+            <w:tcW w:w="1872" w:type="dxa"/>
+          </w:tcPr>
+          <w:p>
+            <w:r>
+              <w:t>45,000</w:t>
+            </w:r>
+          </w:p>
+        </w:tc>
+        <w:tc>
+          <w:tcPr>
+            <w:tcW w:w="1872" w:type="dxa"/>
+          </w:tcPr>
+          <w:p>
+            <w:r>
+              <w:t>0.604</w:t>
+            </w:r>
+          </w:p>
+        </w:tc>
+        <w:tc>
+          <w:tcPr>
+            <w:tcW w:w="1872" w:type="dxa"/>
+          </w:tcPr>
+          <w:p>
+            <w:r>
+              <w:t>27,180.00</w:t>
+            </w:r>
+          </w:p>
+        </w:tc>
+      </w:tr>
+      <w:tr>
+        <w:tc>
+          <w:tcPr>
+            <w:tcW w:w="1872" w:type="dxa"/>
+          </w:tcPr>
+          <w:p>
+            <w:r>
+              <w:t>2</w:t>
+            </w:r>
+          </w:p>
+        </w:tc>
+        <w:tc>
+          <w:tcPr>
+            <w:tcW w:w="1872" w:type="dxa"/>
+          </w:tcPr>
+          <w:p>
+            <w:r>
+              <w:t>RSC 18 x 12 x 10, 32 ECT B flute, kraft</w:t>
+            </w:r>
+          </w:p>
+        </w:tc>
+        <w:tc>
+          <w:tcPr>
+            <w:tcW w:w="1872" w:type="dxa"/>
+          </w:tcPr>
+          <w:p>
+            <w:r>
+              <w:t>64,000</w:t>
+            </w:r>
+          </w:p>
+        </w:tc>
+        <w:tc>
+          <w:tcPr>
+            <w:tcW w:w="1872" w:type="dxa"/>
+          </w:tcPr>
+          <w:p>
+            <w:r>
+              <w:t>0.407</w:t>
+            </w:r>
+          </w:p>
+        </w:tc>
+        <w:tc>
+          <w:tcPr>
+            <w:tcW w:w="1872" w:type="dxa"/>
+          </w:tcPr>
+          <w:p>
+            <w:r>
+              <w:t>26,048.00</w:t>
+            </w:r>
+          </w:p>
+        </w:tc>
+      </w:tr>
+      <w:tr>
+        <w:tc>
+          <w:tcPr>
+            <w:tcW w:w="1872" w:type="dxa"/>
+          </w:tcPr>
+          <w:p>
+            <w:r>
+              <w:t>3</w:t>
+            </w:r>
+          </w:p>
+        </w:tc>
+        <w:tc>
+          <w:tcPr>
+            <w:tcW w:w="1872" w:type="dxa"/>
+          </w:tcPr>
+          <w:p>
+            <w:r>
+              <w:t>Mailer 12 x 9 x 4, die cut, 32 ECT E flute, white</w:t>
+            </w:r>
+          </w:p>
+        </w:tc>
+        <w:tc>
+          <w:tcPr>
+            <w:tcW w:w="1872" w:type="dxa"/>
+          </w:tcPr>
+          <w:p>
+            <w:r>
+              <w:t>27,000</w:t>
+            </w:r>
+          </w:p>
+        </w:tc>
+        <w:tc>
+          <w:tcPr>
+            <w:tcW w:w="1872" w:type="dxa"/>
+          </w:tcPr>
+          <w:p>
+            <w:r>
+              <w:t>0.281</w:t>
+            </w:r>
+          </w:p>
+        </w:tc>
+        <w:tc>
+          <w:tcPr>
+            <w:tcW w:w="1872" w:type="dxa"/>
+          </w:tcPr>
+          <w:p>
+            <w:r>
+              <w:t>7,587.00</w:t>
+            </w:r>
+          </w:p>
+        </w:tc>
+      </w:tr>
+      <w:tr>
+        <w:tc>
+          <w:tcPr>
+            <w:tcW w:w="1872" w:type="dxa"/>
+          </w:tcPr>
+          <w:p>
+            <w:r>
+              <w:t>4</w:t>
+            </w:r>
+          </w:p>
+        </w:tc>
+        <w:tc>
+          <w:tcPr>
+            <w:tcW w:w="1872" w:type="dxa"/>
+          </w:tcPr>
+          <w:p>
+            <w:r>
+              <w:t>RSC 36 x 24 x 24, 275 lb doublewall, kraft</w:t>
+            </w:r>
+          </w:p>
+        </w:tc>
+        <w:tc>
+          <w:tcPr>
+            <w:tcW w:w="1872" w:type="dxa"/>
+          </w:tcPr>
+          <w:p>
+            <w:r>
+              <w:t>9,000</w:t>
+            </w:r>
+          </w:p>
+        </w:tc>
+        <w:tc>
+          <w:tcPr>
+            <w:tcW w:w="1872" w:type="dxa"/>
+          </w:tcPr>
+          <w:p>
+            <w:r>
+              <w:t>1.699</w:t>
+            </w:r>
+          </w:p>
+        </w:tc>
+        <w:tc>
+          <w:tcPr>
+            <w:tcW w:w="1872" w:type="dxa"/>
+          </w:tcPr>
+          <w:p>
+            <w:r>
+              <w:t>15,291.00</w:t>
+            </w:r>
+          </w:p>
+        </w:tc>
+      </w:tr>
+      <w:tr>
+        <w:tc>
+          <w:tcPr>
+            <w:tcW w:w="1872" w:type="dxa"/>
+          </w:tcPr>
+          <w:p>
+            <w:r>
+              <w:t>5</w:t>
+            </w:r>
+          </w:p>
+        </w:tc>
+        <w:tc>
+          <w:tcPr>
+            <w:tcW w:w="1872" w:type="dxa"/>
+          </w:tcPr>
+          <w:p>
+            <w:r>
+              <w:t>RSC 20 x 20 x 20, 44 ECT C flute, kraft, 2 color print</w:t>
+            </w:r>
+          </w:p>
+        </w:tc>
+        <w:tc>
+          <w:tcPr>
+            <w:tcW w:w="1872" w:type="dxa"/>
+          </w:tcPr>
+          <w:p>
+            <w:r>
+              <w:t>24,000</w:t>
+            </w:r>
+          </w:p>
+        </w:tc>
+        <w:tc>
+          <w:tcPr>
+            <w:tcW w:w="1872" w:type="dxa"/>
+          </w:tcPr>
+          <w:p>
+            <w:r>
+              <w:t>0.963</w:t>
+            </w:r>
+          </w:p>
+        </w:tc>
+        <w:tc>
+          <w:tcPr>
+            <w:tcW w:w="1872" w:type="dxa"/>
+          </w:tcPr>
+          <w:p>
+            <w:r>
+              <w:t>23,112.00</w:t>
+            </w:r>
+          </w:p>
+        </w:tc>
+      </w:tr>
+      <w:tr>
+        <w:tc>
+          <w:tcPr>
+            <w:tcW w:w="1872" w:type="dxa"/>
+          </w:tcPr>
+          <w:p/>
+        </w:tc>
+        <w:tc>
+          <w:tcPr>
+            <w:tcW w:w="1872" w:type="dxa"/>
+          </w:tcPr>
+          <w:p>
+            <w:r>
+              <w:t>Tooling, printing plates and cutting dies, one-time charge</w:t>
+            </w:r>
+          </w:p>
+        </w:tc>
+        <w:tc>
+          <w:tcPr>
+            <w:tcW w:w="1872" w:type="dxa"/>
+          </w:tcPr>
+          <w:p/>
+        </w:tc>
+        <w:tc>
+          <w:tcPr>
+            <w:tcW w:w="1872" w:type="dxa"/>
+          </w:tcPr>
+          <w:p/>
+        </w:tc>
+        <w:tc>
+          <w:tcPr>
+            <w:tcW w:w="1872" w:type="dxa"/>
+          </w:tcPr>
+          <w:p>
+            <w:r>
+              <w:t>1,650.00</w:t>
+            </w:r>
+          </w:p>
+        </w:tc>
+      </w:tr>
+      <w:tr>
+        <w:tc>
+          <w:tcPr>
+            <w:tcW w:w="1872" w:type="dxa"/>
+          </w:tcPr>
+          <w:p/>
+        </w:tc>
+        <w:tc>
+          <w:tcPr>
+            <w:tcW w:w="1872" w:type="dxa"/>
+          </w:tcPr>
+          <w:p>
+            <w:r>
+              <w:t>Total bid as written</w:t>
+            </w:r>
+          </w:p>
+        </w:tc>
+        <w:tc>
+          <w:tcPr>
+            <w:tcW w:w="1872" w:type="dxa"/>
+          </w:tcPr>
+          <w:p/>
+        </w:tc>
+        <w:tc>
+          <w:tcPr>
+            <w:tcW w:w="1872" w:type="dxa"/>
+          </w:tcPr>
+          <w:p/>
+        </w:tc>
+        <w:tc>
+          <w:tcPr>
+            <w:tcW w:w="1872" w:type="dxa"/>
+          </w:tcPr>
+          <w:p>
+            <w:r>
+              <w:t>100,868.00</w:t>
+            </w:r>
+          </w:p>
+        </w:tc>
+      </w:tr>
+    </w:tbl>
+    <w:p>
+      <w:pPr>
+        <w:spacing w:after="40"/>
+      </w:pPr>
+    </w:p>
+    <w:tbl>
+      <w:tblPr>
+        <w:tblStyle w:val="TableGrid"/>
+        <w:tblW w:w="0" w:type="auto"/>
+        <w:tblLook w:val="04A0" w:firstRow="1" w:lastRow="0" w:firstColumn="1" w:lastColumn="0" w:noHBand="0" w:noVBand="1"/>
+      </w:tblPr>
+      <w:tblGrid>
+        <w:gridCol w:w="4680"/>
+        <w:gridCol w:w="4680"/>
+      </w:tblGrid>
+      <w:tr>
+        <w:tc>
+          <w:tcPr>
+            <w:tcW w:w="4680" w:type="dxa"/>
+          </w:tcPr>
+          <w:p>
+            <w:r>
+              <w:rPr>
+                <w:b/>
+              </w:rPr>
+              <w:t>Bid form entry</w:t>
+            </w:r>
+          </w:p>
+        </w:tc>
+        <w:tc>
+          <w:tcPr>
+            <w:tcW w:w="4680" w:type="dxa"/>
+          </w:tcPr>
+          <w:p>
+            <w:r>
+              <w:rPr>
+                <w:b/>
+              </w:rPr>
+              <w:t>As marked by the bidder</w:t>
+            </w:r>
+          </w:p>
+        </w:tc>
+      </w:tr>
+      <w:tr>
+        <w:tc>
+          <w:tcPr>
+            <w:tcW w:w="4680" w:type="dxa"/>
+          </w:tcPr>
+          <w:p>
+            <w:r>
+              <w:t>FOB terms</w:t>
+            </w:r>
+          </w:p>
+        </w:tc>
+        <w:tc>
+          <w:tcPr>
+            <w:tcW w:w="4680" w:type="dxa"/>
+          </w:tcPr>
+          <w:p>
+            <w:r>
+              <w:t>Destination</w:t>
+            </w:r>
+          </w:p>
+        </w:tc>
+      </w:tr>
+      <w:tr>
+        <w:tc>
+          <w:tcPr>
+            <w:tcW w:w="4680" w:type="dxa"/>
+          </w:tcPr>
+          <w:p>
+            <w:r>
+              <w:t>Payment terms</w:t>
+            </w:r>
+          </w:p>
+        </w:tc>
+        <w:tc>
+          <w:tcPr>
+            <w:tcW w:w="4680" w:type="dxa"/>
+          </w:tcPr>
+          <w:p>
+            <w:r>
+              <w:t>2% 25, net 45</w:t>
+            </w:r>
+          </w:p>
+        </w:tc>
+      </w:tr>
+      <w:tr>
+        <w:tc>
+          <w:tcPr>
+            <w:tcW w:w="4680" w:type="dxa"/>
+          </w:tcPr>
+          <w:p>
+            <w:r>
+              <w:t>Prices firm for twelve months from award</w:t>
+            </w:r>
+          </w:p>
+        </w:tc>
+        <w:tc>
+          <w:tcPr>
+            <w:tcW w:w="4680" w:type="dxa"/>
+          </w:tcPr>
+          <w:p>
+            <w:r>
+              <w:t>Yes</w:t>
+            </w:r>
+          </w:p>
+        </w:tc>
+      </w:tr>
+      <w:tr>
+        <w:tc>
+          <w:tcPr>
+            <w:tcW w:w="4680" w:type="dxa"/>
+          </w:tcPr>
+          <w:p>
+            <w:r>
+              <w:t>Addenda acknowledged by number</w:t>
+            </w:r>
+          </w:p>
+        </w:tc>
+        <w:tc>
+          <w:tcPr>
+            <w:tcW w:w="4680" w:type="dxa"/>
+          </w:tcPr>
+          <w:p>
+            <w:r>
+              <w:t>1, 2</w:t>
+            </w:r>
+          </w:p>
+        </w:tc>
+      </w:tr>
+      <w:tr>
+        <w:tc>
+          <w:tcPr>
+            <w:tcW w:w="4680" w:type="dxa"/>
+          </w:tcPr>
+          <w:p>
+            <w:r>
+              <w:t>Bid bond, five percent of the total bid</w:t>
+            </w:r>
+          </w:p>
+        </w:tc>
+        <w:tc>
+          <w:tcPr>
+            <w:tcW w:w="4680" w:type="dxa"/>
+          </w:tcPr>
+          <w:p>
+            <w:r>
+              <w:t>Surety bond, enclosed</w:t>
+            </w:r>
+          </w:p>
+        </w:tc>
+      </w:tr>
+      <w:tr>
+        <w:tc>
+          <w:tcPr>
+            <w:tcW w:w="4680" w:type="dxa"/>
+          </w:tcPr>
+          <w:p>
+            <w:r>
+              <w:t>Samples, one of each item</w:t>
+            </w:r>
+          </w:p>
+        </w:tc>
+        <w:tc>
+          <w:tcPr>
+            <w:tcW w:w="4680" w:type="dxa"/>
+          </w:tcPr>
+          <w:p>
+            <w:r>
+              <w:t>Enclosed</w:t>
+            </w:r>
+          </w:p>
+        </w:tc>
+      </w:tr>
+      <w:tr>
+        <w:tc>
+          <w:tcPr>
+            <w:tcW w:w="4680" w:type="dxa"/>
+          </w:tcPr>
+          <w:p>
+            <w:r>
+              <w:t>Pricing conditions, exceptions and alternates (attach letter if any)</w:t>
+            </w:r>
+          </w:p>
+        </w:tc>
+        <w:tc>
+          <w:tcPr>
+            <w:tcW w:w="4680" w:type="dxa"/>
+          </w:tcPr>
+          <w:p>
+            <w:r>
+              <w:t>None</w:t>
+            </w:r>
+          </w:p>
+        </w:tc>
+      </w:tr>
+      <w:tr>
+        <w:tc>
+          <w:tcPr>
+            <w:tcW w:w="4680" w:type="dxa"/>
+          </w:tcPr>
+          <w:p>
+            <w:r>
+              <w:t>References</w:t>
+            </w:r>
+          </w:p>
+        </w:tc>
+        <w:tc>
+          <w:tcPr>
+            <w:tcW w:w="4680" w:type="dxa"/>
+          </w:tcPr>
+          <w:p>
+            <w:r>
+              <w:t>Attached to the letter</w:t>
+            </w:r>
+          </w:p>
+        </w:tc>
+      </w:tr>
+    </w:tbl>
+    <w:p>
+      <w:pPr>
+        <w:spacing w:after="40"/>
+      </w:pPr>
+    </w:p>
+    <w:p>
+      <w:r>
+        <w:t>Signed: Neil Thorsgard, Owner, Thorsgard Box &amp; Label, October 5, 2026</w:t>
+      </w:r>
+    </w:p>
+    <w:p>
+      <w:pPr>
+        <w:pStyle w:val="Heading1"/>
+      </w:pPr>
+      <w:r>
+        <w:t>Letter enclosed with the bid, Thorsgard Box &amp; Label</w:t>
+      </w:r>
+    </w:p>
+    <w:p>
+      <w:pPr>
+        <w:spacing w:after="40"/>
+      </w:pPr>
+      <w:r>
+        <w:t>October 5, 2026</w:t>
+      </w:r>
+    </w:p>
+    <w:p>
+      <w:pPr>
+        <w:spacing w:after="40"/>
+      </w:pPr>
+      <w:r>
+        <w:t>Nordvik Manufacturing, Inc., Purchasing Office, Alexandria, Minnesota</w:t>
+      </w:r>
+    </w:p>
+    <w:p>
+      <w:pPr>
+        <w:spacing w:after="120"/>
+      </w:pPr>
+      <w:r>
+        <w:t>Re: Invitation to Bid 2026-17, corrugated shipping cartons</w:t>
+      </w:r>
+    </w:p>
+    <w:p>
+      <w:pPr>
+        <w:spacing w:after="120"/>
+      </w:pPr>
+      <w:r>
+        <w:t>Please accept the enclosed bid from Thorsgard Box &amp; Label on the annual carton requirement, ITB 2026-17. The surety bond and one sample of each of the five items are in the package with the bid form.</w:t>
+      </w:r>
+    </w:p>
+    <w:p>
+      <w:pPr>
+        <w:spacing w:after="120"/>
+      </w:pPr>
+      <w:r>
+        <w:t>We acknowledge addenda 1 and 2, and we have priced the mailer at 27,000 and the printed carton on 44 ECT board to revision B. The plates for the two-color print would be made by our own label shop in Moorhead.</w:t>
+      </w:r>
+    </w:p>
+    <w:p>
+      <w:pPr>
+        <w:spacing w:after="120"/>
+      </w:pPr>
+      <w:r>
+        <w:t>Our prices are delivered to Alexandria and are firm through September 30, 2027, which is the end of our contract year with the mill. We offer 2% 25, net 45, and we can ship any pallet quantity on a week's notice.</w:t>
+      </w:r>
+    </w:p>
+    <w:p>
+      <w:pPr>
+        <w:spacing w:after="120"/>
+      </w:pPr>
+      <w:r>
+        <w:t>Sincerely, Neil Thorsgard, Owner, Thorsgard Box &amp; Label</w:t>
+      </w:r>
+    </w:p>
+    <w:p>
+      <w:r>
+        <w:br w:type="page"/>
+      </w:r>
+    </w:p>
+    <w:p>
+      <w:pPr>
+        <w:pStyle w:val="Heading1"/>
+      </w:pPr>
+      <w:r>
+        <w:t>Bid form, Wenzel &amp; Krause Corrugated</w:t>
+      </w:r>
+    </w:p>
+    <w:p>
+      <w:pPr>
+        <w:spacing w:after="120"/>
+      </w:pPr>
+      <w:r>
+        <w:t>Bid Form, Invitation to Bid 2026-17, corrugated shipping cartons, annual requirement. The bidder offers to supply the items below for twelve months from award, in releases against a blanket purchase order, on the terms of the invitation as amended by its addenda, except as stated on this form and in any letter attached to it.</w:t>
+      </w:r>
+    </w:p>
+    <w:p>
+      <w:pPr>
+        <w:spacing w:after="40"/>
+      </w:pPr>
+      <w:r>
+        <w:t>Bidder: Wenzel &amp; Krause Corrugated, 2300 Commerce Street, La Crosse, Wisconsin 54603</w:t>
+      </w:r>
+    </w:p>
+    <w:p>
+      <w:pPr>
+        <w:spacing w:after="120"/>
+      </w:pPr>
+      <w:r>
+        <w:t>Plant of manufacture: La Crosse, WI</w:t>
+      </w:r>
+    </w:p>
+    <w:tbl>
+      <w:tblPr>
+        <w:tblStyle w:val="TableGrid"/>
+        <w:tblW w:w="0" w:type="auto"/>
+        <w:tblLook w:val="04A0" w:firstRow="1" w:lastRow="0" w:firstColumn="1" w:lastColumn="0" w:noHBand="0" w:noVBand="1"/>
+      </w:tblPr>
+      <w:tblGrid>
+        <w:gridCol w:w="1872"/>
+        <w:gridCol w:w="1872"/>
+        <w:gridCol w:w="1872"/>
+        <w:gridCol w:w="1872"/>
+        <w:gridCol w:w="1872"/>
+      </w:tblGrid>
+      <w:tr>
+        <w:tc>
+          <w:tcPr>
+            <w:tcW w:w="1872" w:type="dxa"/>
+          </w:tcPr>
+          <w:p>
+            <w:r>
+              <w:rPr>
+                <w:b/>
+              </w:rPr>
+              <w:t>Item</w:t>
+            </w:r>
+          </w:p>
+        </w:tc>
+        <w:tc>
+          <w:tcPr>
+            <w:tcW w:w="1872" w:type="dxa"/>
+          </w:tcPr>
+          <w:p>
+            <w:r>
+              <w:rPr>
+                <w:b/>
+              </w:rPr>
+              <w:t>Description as bid</w:t>
+            </w:r>
+          </w:p>
+        </w:tc>
+        <w:tc>
+          <w:tcPr>
+            <w:tcW w:w="1872" w:type="dxa"/>
+          </w:tcPr>
+          <w:p>
+            <w:r>
+              <w:rPr>
+                <w:b/>
+              </w:rPr>
+              <w:t>Annual quantity</w:t>
+            </w:r>
+          </w:p>
+        </w:tc>
+        <w:tc>
+          <w:tcPr>
+            <w:tcW w:w="1872" w:type="dxa"/>
+          </w:tcPr>
+          <w:p>
+            <w:r>
+              <w:rPr>
+                <w:b/>
+              </w:rPr>
+              <w:t>Unit price</w:t>
+            </w:r>
+          </w:p>
+        </w:tc>
+        <w:tc>
+          <w:tcPr>
+            <w:tcW w:w="1872" w:type="dxa"/>
+          </w:tcPr>
+          <w:p>
+            <w:r>
+              <w:rPr>
+                <w:b/>
+              </w:rPr>
+              <w:t>Extension</w:t>
+            </w:r>
+          </w:p>
+        </w:tc>
+      </w:tr>
+      <w:tr>
+        <w:tc>
+          <w:tcPr>
+            <w:tcW w:w="1872" w:type="dxa"/>
+          </w:tcPr>
+          <w:p>
+            <w:r>
+              <w:t>1</w:t>
+            </w:r>
+          </w:p>
+        </w:tc>
+        <w:tc>
+          <w:tcPr>
+            <w:tcW w:w="1872" w:type="dxa"/>
+          </w:tcPr>
+          <w:p>
+            <w:r>
+              <w:t>RSC 24x18x12, 200 lb test, C flute, kraft</w:t>
+            </w:r>
+          </w:p>
+        </w:tc>
+        <w:tc>
+          <w:tcPr>
+            <w:tcW w:w="1872" w:type="dxa"/>
+          </w:tcPr>
+          <w:p>
+            <w:r>
+              <w:t>45,000</w:t>
+            </w:r>
+          </w:p>
+        </w:tc>
+        <w:tc>
+          <w:tcPr>
+            <w:tcW w:w="1872" w:type="dxa"/>
+          </w:tcPr>
+          <w:p>
+            <w:r>
+              <w:t>0.628</w:t>
+            </w:r>
+          </w:p>
+        </w:tc>
+        <w:tc>
+          <w:tcPr>
+            <w:tcW w:w="1872" w:type="dxa"/>
+          </w:tcPr>
+          <w:p>
+            <w:r>
+              <w:t>28,260.00</w:t>
+            </w:r>
+          </w:p>
+        </w:tc>
+      </w:tr>
+      <w:tr>
+        <w:tc>
+          <w:tcPr>
+            <w:tcW w:w="1872" w:type="dxa"/>
+          </w:tcPr>
+          <w:p>
+            <w:r>
+              <w:t>2</w:t>
+            </w:r>
+          </w:p>
+        </w:tc>
+        <w:tc>
+          <w:tcPr>
+            <w:tcW w:w="1872" w:type="dxa"/>
+          </w:tcPr>
+          <w:p>
+            <w:r>
+              <w:t>RSC 18x12x10, 32 ECT, B flute, kraft</w:t>
+            </w:r>
+          </w:p>
+        </w:tc>
+        <w:tc>
+          <w:tcPr>
+            <w:tcW w:w="1872" w:type="dxa"/>
+          </w:tcPr>
+          <w:p>
+            <w:r>
+              <w:t>64,000</w:t>
+            </w:r>
+          </w:p>
+        </w:tc>
+        <w:tc>
+          <w:tcPr>
+            <w:tcW w:w="1872" w:type="dxa"/>
+          </w:tcPr>
+          <w:p>
+            <w:r>
+              <w:t>0.428</w:t>
+            </w:r>
+          </w:p>
+        </w:tc>
+        <w:tc>
+          <w:tcPr>
+            <w:tcW w:w="1872" w:type="dxa"/>
+          </w:tcPr>
+          <w:p>
+            <w:r>
+              <w:t>27,392.00</w:t>
+            </w:r>
+          </w:p>
+        </w:tc>
+      </w:tr>
+      <w:tr>
+        <w:tc>
+          <w:tcPr>
+            <w:tcW w:w="1872" w:type="dxa"/>
+          </w:tcPr>
+          <w:p>
+            <w:r>
+              <w:t>3</w:t>
+            </w:r>
+          </w:p>
+        </w:tc>
+        <w:tc>
+          <w:tcPr>
+            <w:tcW w:w="1872" w:type="dxa"/>
+          </w:tcPr>
+          <w:p>
+            <w:r>
+              <w:t>Die-cut mailer 12x9x4, 32 ECT, E flute, white</w:t>
+            </w:r>
+          </w:p>
+        </w:tc>
+        <w:tc>
+          <w:tcPr>
+            <w:tcW w:w="1872" w:type="dxa"/>
+          </w:tcPr>
+          <w:p>
+            <w:r>
+              <w:t>27,000</w:t>
+            </w:r>
+          </w:p>
+        </w:tc>
+        <w:tc>
+          <w:tcPr>
+            <w:tcW w:w="1872" w:type="dxa"/>
+          </w:tcPr>
+          <w:p>
+            <w:r>
+              <w:t>0.301</w:t>
+            </w:r>
+          </w:p>
+        </w:tc>
+        <w:tc>
+          <w:tcPr>
+            <w:tcW w:w="1872" w:type="dxa"/>
+          </w:tcPr>
+          <w:p>
+            <w:r>
+              <w:t>8,127.00</w:t>
+            </w:r>
+          </w:p>
+        </w:tc>
+      </w:tr>
+      <w:tr>
+        <w:tc>
+          <w:tcPr>
+            <w:tcW w:w="1872" w:type="dxa"/>
+          </w:tcPr>
+          <w:p>
+            <w:r>
+              <w:t>4</w:t>
+            </w:r>
+          </w:p>
+        </w:tc>
+        <w:tc>
+          <w:tcPr>
+            <w:tcW w:w="1872" w:type="dxa"/>
+          </w:tcPr>
+          <w:p>
+            <w:r>
+              <w:t>RSC 36x24x24, 275 lb test, doublewall, kraft</w:t>
+            </w:r>
+          </w:p>
+        </w:tc>
+        <w:tc>
+          <w:tcPr>
+            <w:tcW w:w="1872" w:type="dxa"/>
+          </w:tcPr>
+          <w:p>
+            <w:r>
+              <w:t>9,000</w:t>
+            </w:r>
+          </w:p>
+        </w:tc>
+        <w:tc>
+          <w:tcPr>
+            <w:tcW w:w="1872" w:type="dxa"/>
+          </w:tcPr>
+          <w:p>
+            <w:r>
+              <w:t>1.790</w:t>
+            </w:r>
+          </w:p>
+        </w:tc>
+        <w:tc>
+          <w:tcPr>
+            <w:tcW w:w="1872" w:type="dxa"/>
+          </w:tcPr>
+          <w:p>
+            <w:r>
+              <w:t>16,110.00</w:t>
+            </w:r>
+          </w:p>
+        </w:tc>
+      </w:tr>
+      <w:tr>
+        <w:tc>
+          <w:tcPr>
+            <w:tcW w:w="1872" w:type="dxa"/>
+          </w:tcPr>
+          <w:p>
+            <w:r>
+              <w:t>5</w:t>
+            </w:r>
+          </w:p>
+        </w:tc>
+        <w:tc>
+          <w:tcPr>
+            <w:tcW w:w="1872" w:type="dxa"/>
+          </w:tcPr>
+          <w:p>
+            <w:r>
+              <w:t>RSC 20x20x20, 44 ECT, C flute, kraft, two-color print</w:t>
+            </w:r>
+          </w:p>
+        </w:tc>
+        <w:tc>
+          <w:tcPr>
+            <w:tcW w:w="1872" w:type="dxa"/>
+          </w:tcPr>
+          <w:p>
+            <w:r>
+              <w:t>24,000</w:t>
+            </w:r>
+          </w:p>
+        </w:tc>
+        <w:tc>
+          <w:tcPr>
+            <w:tcW w:w="1872" w:type="dxa"/>
+          </w:tcPr>
+          <w:p>
+            <w:r>
+              <w:t>1.012</w:t>
+            </w:r>
+          </w:p>
+        </w:tc>
+        <w:tc>
+          <w:tcPr>
+            <w:tcW w:w="1872" w:type="dxa"/>
+          </w:tcPr>
+          <w:p>
+            <w:r>
+              <w:t>24,288.00</w:t>
+            </w:r>
+          </w:p>
+        </w:tc>
+      </w:tr>
+      <w:tr>
+        <w:tc>
+          <w:tcPr>
+            <w:tcW w:w="1872" w:type="dxa"/>
+          </w:tcPr>
+          <w:p/>
+        </w:tc>
+        <w:tc>
+          <w:tcPr>
+            <w:tcW w:w="1872" w:type="dxa"/>
+          </w:tcPr>
+          <w:p>
+            <w:r>
+              <w:t>Tooling, printing plates and cutting dies, one-time charge</w:t>
+            </w:r>
+          </w:p>
+        </w:tc>
+        <w:tc>
+          <w:tcPr>
+            <w:tcW w:w="1872" w:type="dxa"/>
+          </w:tcPr>
+          <w:p/>
+        </w:tc>
+        <w:tc>
+          <w:tcPr>
+            <w:tcW w:w="1872" w:type="dxa"/>
+          </w:tcPr>
+          <w:p/>
+        </w:tc>
+        <w:tc>
+          <w:tcPr>
+            <w:tcW w:w="1872" w:type="dxa"/>
+          </w:tcPr>
+          <w:p>
+            <w:r>
+              <w:t>1,700.00</w:t>
+            </w:r>
+          </w:p>
+        </w:tc>
+      </w:tr>
+      <w:tr>
+        <w:tc>
+          <w:tcPr>
+            <w:tcW w:w="1872" w:type="dxa"/>
+          </w:tcPr>
+          <w:p/>
+        </w:tc>
+        <w:tc>
+          <w:tcPr>
+            <w:tcW w:w="1872" w:type="dxa"/>
+          </w:tcPr>
+          <w:p>
+            <w:r>
+              <w:t>Total bid as written</w:t>
+            </w:r>
+          </w:p>
+        </w:tc>
+        <w:tc>
+          <w:tcPr>
+            <w:tcW w:w="1872" w:type="dxa"/>
+          </w:tcPr>
+          <w:p/>
+        </w:tc>
+        <w:tc>
+          <w:tcPr>
+            <w:tcW w:w="1872" w:type="dxa"/>
+          </w:tcPr>
+          <w:p/>
+        </w:tc>
+        <w:tc>
+          <w:tcPr>
+            <w:tcW w:w="1872" w:type="dxa"/>
+          </w:tcPr>
+          <w:p>
+            <w:r>
+              <w:t>105,877.00</w:t>
+            </w:r>
+          </w:p>
+        </w:tc>
+      </w:tr>
+    </w:tbl>
+    <w:p>
+      <w:pPr>
+        <w:spacing w:after="40"/>
+      </w:pPr>
+    </w:p>
+    <w:tbl>
+      <w:tblPr>
+        <w:tblStyle w:val="TableGrid"/>
+        <w:tblW w:w="0" w:type="auto"/>
+        <w:tblLook w:val="04A0" w:firstRow="1" w:lastRow="0" w:firstColumn="1" w:lastColumn="0" w:noHBand="0" w:noVBand="1"/>
+      </w:tblPr>
+      <w:tblGrid>
+        <w:gridCol w:w="4680"/>
+        <w:gridCol w:w="4680"/>
+      </w:tblGrid>
+      <w:tr>
+        <w:tc>
+          <w:tcPr>
+            <w:tcW w:w="4680" w:type="dxa"/>
+          </w:tcPr>
+          <w:p>
+            <w:r>
+              <w:rPr>
+                <w:b/>
+              </w:rPr>
+              <w:t>Bid form entry</w:t>
+            </w:r>
+          </w:p>
+        </w:tc>
+        <w:tc>
+          <w:tcPr>
+            <w:tcW w:w="4680" w:type="dxa"/>
+          </w:tcPr>
+          <w:p>
+            <w:r>
+              <w:rPr>
+                <w:b/>
+              </w:rPr>
+              <w:t>As marked by the bidder</w:t>
+            </w:r>
+          </w:p>
+        </w:tc>
+      </w:tr>
+      <w:tr>
+        <w:tc>
+          <w:tcPr>
+            <w:tcW w:w="4680" w:type="dxa"/>
+          </w:tcPr>
+          <w:p>
+            <w:r>
+              <w:t>FOB terms</w:t>
+            </w:r>
+          </w:p>
+        </w:tc>
+        <w:tc>
+          <w:tcPr>
+            <w:tcW w:w="4680" w:type="dxa"/>
+          </w:tcPr>
+          <w:p>
+            <w:r>
+              <w:t>Destination</w:t>
+            </w:r>
+          </w:p>
+        </w:tc>
+      </w:tr>
+      <w:tr>
+        <w:tc>
+          <w:tcPr>
+            <w:tcW w:w="4680" w:type="dxa"/>
+          </w:tcPr>
+          <w:p>
+            <w:r>
+              <w:t>Payment terms</w:t>
+            </w:r>
+          </w:p>
+        </w:tc>
+        <w:tc>
+          <w:tcPr>
+            <w:tcW w:w="4680" w:type="dxa"/>
+          </w:tcPr>
+          <w:p>
+            <w:r>
+              <w:t>2% 20, net 30</w:t>
+            </w:r>
+          </w:p>
+        </w:tc>
+      </w:tr>
+      <w:tr>
+        <w:tc>
+          <w:tcPr>
+            <w:tcW w:w="4680" w:type="dxa"/>
+          </w:tcPr>
+          <w:p>
+            <w:r>
+              <w:t>Prices firm for twelve months from award</w:t>
+            </w:r>
+          </w:p>
+        </w:tc>
+        <w:tc>
+          <w:tcPr>
+            <w:tcW w:w="4680" w:type="dxa"/>
+          </w:tcPr>
+          <w:p>
+            <w:r>
+              <w:t>Yes</w:t>
+            </w:r>
+          </w:p>
+        </w:tc>
+      </w:tr>
+      <w:tr>
+        <w:tc>
+          <w:tcPr>
+            <w:tcW w:w="4680" w:type="dxa"/>
+          </w:tcPr>
+          <w:p>
+            <w:r>
+              <w:t>Addenda acknowledged by number</w:t>
+            </w:r>
+          </w:p>
+        </w:tc>
+        <w:tc>
+          <w:tcPr>
+            <w:tcW w:w="4680" w:type="dxa"/>
+          </w:tcPr>
+          <w:p>
+            <w:r>
+              <w:t>1, 2</w:t>
+            </w:r>
+          </w:p>
+        </w:tc>
+      </w:tr>
+      <w:tr>
+        <w:tc>
+          <w:tcPr>
+            <w:tcW w:w="4680" w:type="dxa"/>
+          </w:tcPr>
+          <w:p>
+            <w:r>
+              <w:t>Bid bond, five percent of the total bid</w:t>
+            </w:r>
+          </w:p>
+        </w:tc>
+        <w:tc>
+          <w:tcPr>
+            <w:tcW w:w="4680" w:type="dxa"/>
+          </w:tcPr>
+          <w:p>
+            <w:r>
+              <w:t>Cashier's check, $5,300.00, no. 553106</w:t>
+            </w:r>
+          </w:p>
+        </w:tc>
+      </w:tr>
+      <w:tr>
+        <w:tc>
+          <w:tcPr>
+            <w:tcW w:w="4680" w:type="dxa"/>
+          </w:tcPr>
+          <w:p>
+            <w:r>
+              <w:t>Samples, one of each item</w:t>
+            </w:r>
+          </w:p>
+        </w:tc>
+        <w:tc>
+          <w:tcPr>
+            <w:tcW w:w="4680" w:type="dxa"/>
+          </w:tcPr>
+          <w:p>
+            <w:r>
+              <w:t>Enclosed</w:t>
+            </w:r>
+          </w:p>
+        </w:tc>
+      </w:tr>
+      <w:tr>
+        <w:tc>
+          <w:tcPr>
+            <w:tcW w:w="4680" w:type="dxa"/>
+          </w:tcPr>
+          <w:p>
+            <w:r>
+              <w:t>Pricing conditions, exceptions and alternates (attach letter if any)</w:t>
+            </w:r>
+          </w:p>
+        </w:tc>
+        <w:tc>
+          <w:tcPr>
+            <w:tcW w:w="4680" w:type="dxa"/>
+          </w:tcPr>
+          <w:p>
+            <w:r>
+              <w:t>See attached letter</w:t>
+            </w:r>
+          </w:p>
+        </w:tc>
+      </w:tr>
+      <w:tr>
+        <w:tc>
+          <w:tcPr>
+            <w:tcW w:w="4680" w:type="dxa"/>
+          </w:tcPr>
+          <w:p>
+            <w:r>
+              <w:t>References</w:t>
+            </w:r>
+          </w:p>
+        </w:tc>
+        <w:tc>
+          <w:tcPr>
+            <w:tcW w:w="4680" w:type="dxa"/>
+          </w:tcPr>
+          <w:p>
+            <w:r>
+              <w:t>Attached to the letter</w:t>
+            </w:r>
+          </w:p>
+        </w:tc>
+      </w:tr>
+    </w:tbl>
+    <w:p>
+      <w:pPr>
+        <w:spacing w:after="40"/>
+      </w:pPr>
+    </w:p>
+    <w:p>
+      <w:r>
+        <w:t>Signed: J. Krause, General Manager, Wenzel &amp; Krause Corrugated, October 5, 2026</w:t>
+      </w:r>
+    </w:p>
+    <w:p>
+      <w:pPr>
+        <w:pStyle w:val="Heading1"/>
+      </w:pPr>
+      <w:r>
+        <w:t>Letter enclosed with the bid, Wenzel &amp; Krause Corrugated</w:t>
+      </w:r>
+    </w:p>
+    <w:p>
+      <w:pPr>
+        <w:spacing w:after="40"/>
+      </w:pPr>
+      <w:r>
+        <w:t>October 5, 2026</w:t>
+      </w:r>
+    </w:p>
+    <w:p>
+      <w:pPr>
+        <w:spacing w:after="40"/>
+      </w:pPr>
+      <w:r>
+        <w:t>Nordvik Manufacturing, Inc., Purchasing Office, Alexandria, Minnesota</w:t>
+      </w:r>
+    </w:p>
+    <w:p>
+      <w:pPr>
+        <w:spacing w:after="120"/>
+      </w:pPr>
+      <w:r>
+        <w:t>Re: Invitation to Bid 2026-17, corrugated shipping cartons</w:t>
+      </w:r>
+    </w:p>
+    <w:p>
+      <w:pPr>
+        <w:spacing w:after="120"/>
+      </w:pPr>
+      <w:r>
+        <w:t>Enclosed is the bid of Wenzel &amp; Krause Corrugated on ITB 2026-17, with a cashier's check for $5,300.00 as bid security and a sample of each item. We acknowledge addenda 1 and 2. Item 3 is priced at the reduced quantity of 27,000, and item 5 is priced on 44 ECT board.</w:t>
+      </w:r>
+    </w:p>
+    <w:p>
+      <w:pPr>
+        <w:spacing w:after="120"/>
+      </w:pPr>
+      <w:r>
+        <w:t>We noted the question in addendum 2 about linerboard. We follow the index as closely as any box plant, and we set these prices with this year's movement in mind. They are firm for the twelve months of the contract whatever the index does.</w:t>
+      </w:r>
+    </w:p>
+    <w:p>
+      <w:pPr>
+        <w:spacing w:after="120"/>
+      </w:pPr>
+      <w:r>
+        <w:t>Separately, if Nordvik would find it useful, we can hold up to four weeks of finished stock for you at our La Crosse warehouse at no charge. That is an offer for after award, and our prices do not depend on it. Prices are delivered to Alexandria, and terms are 2% 20, net 30.</w:t>
+      </w:r>
+    </w:p>
+    <w:p>
+      <w:pPr>
+        <w:spacing w:after="120"/>
+      </w:pPr>
+      <w:r>
+        <w:t>Sincerely, J. Krause, General Manager, Wenzel &amp; Krause Corrugated</w:t>
+      </w:r>
+    </w:p>
+    <w:p>
+      <w:r>
+        <w:br w:type="page"/>
       </w:r>
     </w:p>
     <w:sectPr>

--- a/submissions/10-carton-bid-evaluation/inputs/bid_forms_itb_2026_17.docx
+++ b/submissions/10-carton-bid-evaluation/inputs/bid_forms_itb_2026_17.docx
@@ -47,7 +47,7 @@
         <w:spacing w:after="120"/>
       </w:pPr>
       <w:r>
-        <w:t>Bid Form, Invitation to Bid 2026-17, corrugated shipping cartons, annual requirement. The bidder offers to supply the items below for twelve months from award, in releases against a blanket purchase order, on the terms of the invitation as amended by its addenda, except as stated on this form and in any letter attached to it.</w:t>
+        <w:t>Bid Form, Invitation to Bid 2026-17, corrugated shipping cartons, annual requirement. The bidder offers to supply the items below for twelve months from award, in releases against a blanket purchase order, on the terms of the invitation as amended by its addenda, except as stated on this form and in any letter attached to it, and signs below by an officer of the bidder.</w:t>
       </w:r>
     </w:p>
     <w:p>
@@ -715,7 +715,7 @@
     </w:p>
     <w:p>
       <w:r>
-        <w:t>Signed: D. Rasmussen, Sales Manager, Brannock Box Company, October 2, 2026</w:t>
+        <w:t>Signed: D. Rasmussen, Vice President, Brannock Box Company, October 2, 2026</w:t>
       </w:r>
     </w:p>
     <w:p>
@@ -779,7 +779,7 @@
         <w:spacing w:after="120"/>
       </w:pPr>
       <w:r>
-        <w:t>Sincerely, D. Rasmussen, Sales Manager, Brannock Box Company</w:t>
+        <w:t>Sincerely, D. Rasmussen, Vice President, Brannock Box Company</w:t>
       </w:r>
     </w:p>
     <w:p>
@@ -800,7 +800,7 @@
         <w:spacing w:after="120"/>
       </w:pPr>
       <w:r>
-        <w:t>Bid Form, Invitation to Bid 2026-17, corrugated shipping cartons, annual requirement. The bidder offers to supply the items below for twelve months from award, in releases against a blanket purchase order, on the terms of the invitation as amended by its addenda, except as stated on this form and in any letter attached to it.</w:t>
+        <w:t>Bid Form, Invitation to Bid 2026-17, corrugated shipping cartons, annual requirement. The bidder offers to supply the items below for twelve months from award, in releases against a blanket purchase order, on the terms of the invitation as amended by its addenda, except as stated on this form and in any letter attached to it, and signs below by an officer of the bidder.</w:t>
       </w:r>
     </w:p>
     <w:p>
@@ -936,17 +936,17 @@
           </w:tcPr>
           <w:p>
             <w:r>
-              <w:t>0.591</w:t>
-            </w:r>
-          </w:p>
-        </w:tc>
-        <w:tc>
-          <w:tcPr>
-            <w:tcW w:w="1872" w:type="dxa"/>
-          </w:tcPr>
-          <w:p>
-            <w:r>
-              <w:t>26,595.00</w:t>
+              <w:t>0.597</w:t>
+            </w:r>
+          </w:p>
+        </w:tc>
+        <w:tc>
+          <w:tcPr>
+            <w:tcW w:w="1872" w:type="dxa"/>
+          </w:tcPr>
+          <w:p>
+            <w:r>
+              <w:t>26,865.00</w:t>
             </w:r>
           </w:p>
         </w:tc>
@@ -988,17 +988,17 @@
           </w:tcPr>
           <w:p>
             <w:r>
-              <w:t>0.397</w:t>
-            </w:r>
-          </w:p>
-        </w:tc>
-        <w:tc>
-          <w:tcPr>
-            <w:tcW w:w="1872" w:type="dxa"/>
-          </w:tcPr>
-          <w:p>
-            <w:r>
-              <w:t>25,408.00</w:t>
+              <w:t>0.400</w:t>
+            </w:r>
+          </w:p>
+        </w:tc>
+        <w:tc>
+          <w:tcPr>
+            <w:tcW w:w="1872" w:type="dxa"/>
+          </w:tcPr>
+          <w:p>
+            <w:r>
+              <w:t>25,900.00</w:t>
             </w:r>
           </w:p>
         </w:tc>
@@ -1092,17 +1092,17 @@
           </w:tcPr>
           <w:p>
             <w:r>
-              <w:t>1.688</w:t>
-            </w:r>
-          </w:p>
-        </w:tc>
-        <w:tc>
-          <w:tcPr>
-            <w:tcW w:w="1872" w:type="dxa"/>
-          </w:tcPr>
-          <w:p>
-            <w:r>
-              <w:t>15,192.00</w:t>
+              <w:t>1.702</w:t>
+            </w:r>
+          </w:p>
+        </w:tc>
+        <w:tc>
+          <w:tcPr>
+            <w:tcW w:w="1872" w:type="dxa"/>
+          </w:tcPr>
+          <w:p>
+            <w:r>
+              <w:t>15,318.00</w:t>
             </w:r>
           </w:p>
         </w:tc>
@@ -1144,17 +1144,17 @@
           </w:tcPr>
           <w:p>
             <w:r>
-              <w:t>0.968</w:t>
-            </w:r>
-          </w:p>
-        </w:tc>
-        <w:tc>
-          <w:tcPr>
-            <w:tcW w:w="1872" w:type="dxa"/>
-          </w:tcPr>
-          <w:p>
-            <w:r>
-              <w:t>23,232.00</w:t>
+              <w:t>0.984</w:t>
+            </w:r>
+          </w:p>
+        </w:tc>
+        <w:tc>
+          <w:tcPr>
+            <w:tcW w:w="1872" w:type="dxa"/>
+          </w:tcPr>
+          <w:p>
+            <w:r>
+              <w:t>23,616.00</w:t>
             </w:r>
           </w:p>
         </w:tc>
@@ -1234,7 +1234,7 @@
           </w:tcPr>
           <w:p>
             <w:r>
-              <w:t>100,045.00</w:t>
+              <w:t>101,317.00</w:t>
             </w:r>
           </w:p>
         </w:tc>
@@ -1388,7 +1388,7 @@
           </w:tcPr>
           <w:p>
             <w:r>
-              <w:t>Cashier's check, $4,904.75, no. 20871</w:t>
+              <w:t>Surety bond, enclosed</w:t>
             </w:r>
           </w:p>
         </w:tc>
@@ -1467,7 +1467,7 @@
     </w:p>
     <w:p>
       <w:r>
-        <w:t>Signed: Carol Hennen, Inside Sales Manager, Dahlgren Paper Box Co., October 5, 2026</w:t>
+        <w:t>Signed: Carol Hennen, Vice President, Dahlgren Paper Box Co., October 5, 2026</w:t>
       </w:r>
     </w:p>
     <w:p>
@@ -1507,7 +1507,7 @@
         <w:spacing w:after="120"/>
       </w:pPr>
       <w:r>
-        <w:t>Dahlgren Paper Box is glad to bid on the annual carton requirement. Our bid form is enclosed with cashier's check no. 20871 for $4,904.75 as our bid security, and a sample of each of the five items is in the carton delivered with this envelope.</w:t>
+        <w:t>Dahlgren Paper Box is glad to bid on the annual carton requirement. Our bid form is enclosed with a surety bond at five percent of the total bid, and a sample of each of the five items is in the carton delivered with this envelope.</w:t>
       </w:r>
     </w:p>
     <w:p>
@@ -1531,7 +1531,7 @@
         <w:spacing w:after="120"/>
       </w:pPr>
       <w:r>
-        <w:t>Sincerely, Carol Hennen, Inside Sales Manager, Dahlgren Paper Box Co.</w:t>
+        <w:t>Sincerely, Carol Hennen, Vice President, Dahlgren Paper Box Co.</w:t>
       </w:r>
     </w:p>
     <w:p>
@@ -1552,7 +1552,7 @@
         <w:spacing w:after="120"/>
       </w:pPr>
       <w:r>
-        <w:t>Bid Form, Invitation to Bid 2026-17, corrugated shipping cartons, annual requirement. The bidder offers to supply the items below for twelve months from award, in releases against a blanket purchase order, on the terms of the invitation as amended by its addenda, except as stated on this form and in any letter attached to it.</w:t>
+        <w:t>Bid Form, Invitation to Bid 2026-17, corrugated shipping cartons, annual requirement. The bidder offers to supply the items below for twelve months from award, in releases against a blanket purchase order, on the terms of the invitation as amended by its addenda, except as stated on this form and in any letter attached to it, and signs below by an officer of the bidder.</w:t>
       </w:r>
     </w:p>
     <w:p>
@@ -2096,7 +2096,7 @@
           </w:tcPr>
           <w:p>
             <w:r>
-              <w:t>See attached letter</w:t>
+              <w:t>Yes</w:t>
             </w:r>
           </w:p>
         </w:tc>
@@ -2184,7 +2184,7 @@
           </w:tcPr>
           <w:p>
             <w:r>
-              <w:t>See attached letter</w:t>
+              <w:t>None</w:t>
             </w:r>
           </w:p>
         </w:tc>
@@ -2267,7 +2267,7 @@
         <w:spacing w:after="120"/>
       </w:pPr>
       <w:r>
-        <w:t>Given the movement in linerboard this year, our prices are held firm for six months from the date of award. After that, we would adjust them quarterly, up or down, to the Pulp and Paper Week 42 lb kraft linerboard index, with thirty days' written notice ahead of each adjustment. We believe this arrangement protects both parties over a full year and is how our other annual accounts are written.</w:t>
+        <w:t>Our prices are firm for twelve months from award. Should the Pulp and Paper Week 42 lb kraft linerboard index rise more than 6 percent above its level in the week of award, a raw material surcharge equal to the excess applies to the unit prices for the balance of the term, with thirty days' written notice. We believe this is a fair way to share a market neither of us controls, and it is how our other annual accounts are written.</w:t>
       </w:r>
     </w:p>
     <w:p>
@@ -2304,7 +2304,7 @@
         <w:spacing w:after="120"/>
       </w:pPr>
       <w:r>
-        <w:t>Bid Form, Invitation to Bid 2026-17, corrugated shipping cartons, annual requirement. The bidder offers to supply the items below for twelve months from award, in releases against a blanket purchase order, on the terms of the invitation as amended by its addenda, except as stated on this form and in any letter attached to it.</w:t>
+        <w:t>Bid Form, Invitation to Bid 2026-17, corrugated shipping cartons, annual requirement. The bidder offers to supply the items below for twelve months from award, in releases against a blanket purchase order, on the terms of the invitation as amended by its addenda, except as stated on this form and in any letter attached to it, and signs below by an officer of the bidder.</w:t>
       </w:r>
     </w:p>
     <w:p>
@@ -3056,7 +3056,7 @@
         <w:spacing w:after="120"/>
       </w:pPr>
       <w:r>
-        <w:t>Bid Form, Invitation to Bid 2026-17, corrugated shipping cartons, annual requirement. The bidder offers to supply the items below for twelve months from award, in releases against a blanket purchase order, on the terms of the invitation as amended by its addenda, except as stated on this form and in any letter attached to it.</w:t>
+        <w:t>Bid Form, Invitation to Bid 2026-17, corrugated shipping cartons, annual requirement. The bidder offers to supply the items below for twelve months from award, in releases against a blanket purchase order, on the terms of the invitation as amended by its addenda, except as stated on this form and in any letter attached to it, and signs below by an officer of the bidder.</w:t>
       </w:r>
     </w:p>
     <w:p>
@@ -3808,7 +3808,7 @@
         <w:spacing w:after="120"/>
       </w:pPr>
       <w:r>
-        <w:t>Bid Form, Invitation to Bid 2026-17, corrugated shipping cartons, annual requirement. The bidder offers to supply the items below for twelve months from award, in releases against a blanket purchase order, on the terms of the invitation as amended by its addenda, except as stated on this form and in any letter attached to it.</w:t>
+        <w:t>Bid Form, Invitation to Bid 2026-17, corrugated shipping cartons, annual requirement. The bidder offers to supply the items below for twelve months from award, in releases against a blanket purchase order, on the terms of the invitation as amended by its addenda, except as stated on this form and in any letter attached to it, and signs below by an officer of the bidder.</w:t>
       </w:r>
     </w:p>
     <w:p>
@@ -4475,7 +4475,7 @@
     </w:p>
     <w:p>
       <w:r>
-        <w:t>Signed: T. Halvorsen, Sales Manager, Mesabi Container Co., October 2, 2026</w:t>
+        <w:t>Signed: T. Halvorsen, President, Mesabi Container Co., October 2, 2026</w:t>
       </w:r>
     </w:p>
     <w:p>
@@ -4539,7 +4539,7 @@
         <w:spacing w:after="120"/>
       </w:pPr>
       <w:r>
-        <w:t>Sincerely, T. Halvorsen, Sales Manager, Mesabi Container Co.</w:t>
+        <w:t>Sincerely, T. Halvorsen, President, Mesabi Container Co.</w:t>
       </w:r>
     </w:p>
     <w:p>
@@ -4560,7 +4560,7 @@
         <w:spacing w:after="120"/>
       </w:pPr>
       <w:r>
-        <w:t>Bid Form, Invitation to Bid 2026-17, corrugated shipping cartons, annual requirement. The bidder offers to supply the items below for twelve months from award, in releases against a blanket purchase order, on the terms of the invitation as amended by its addenda, except as stated on this form and in any letter attached to it.</w:t>
+        <w:t>Bid Form, Invitation to Bid 2026-17, corrugated shipping cartons, annual requirement. The bidder offers to supply the items below for twelve months from award, in releases against a blanket purchase order, on the terms of the invitation as amended by its addenda, except as stated on this form and in any letter attached to it, and signs below by an officer of the bidder.</w:t>
       </w:r>
     </w:p>
     <w:p>
@@ -5227,7 +5227,7 @@
     </w:p>
     <w:p>
       <w:r>
-        <w:t>Signed: G. Thorsness, Account Manager, Otter Tail Corrugated, October 5, 2026</w:t>
+        <w:t>Signed: G. Thorsness, President, Otter Tail Corrugated, October 5, 2026</w:t>
       </w:r>
     </w:p>
     <w:p>
@@ -5275,7 +5275,7 @@
         <w:spacing w:after="120"/>
       </w:pPr>
       <w:r>
-        <w:t>Our pricing assumes releases in full truckload quantities, 26 pallets per shipment, from our Fergus Falls plant to Alexandria. Releases below a full truckload would ship at the same unit prices plus a stop charge of $185 per release to cover the partial load. With Alexandria only an hour from our dock, we would expect most releases to combine into full loads without difficulty.</w:t>
+        <w:t>Our pricing is for releases of 20 pallets or more from our Fergus Falls plant to Alexandria. A delivery-efficiency fee of $185 applies to any release under 20 pallets, to cover the partial load. With Alexandria only an hour from our dock, we would expect most releases to combine above that size without difficulty.</w:t>
       </w:r>
     </w:p>
     <w:p>
@@ -5291,7 +5291,7 @@
         <w:spacing w:after="120"/>
       </w:pPr>
       <w:r>
-        <w:t>Sincerely, G. Thorsness, Account Manager, Otter Tail Corrugated</w:t>
+        <w:t>Sincerely, G. Thorsness, President, Otter Tail Corrugated</w:t>
       </w:r>
     </w:p>
     <w:p>
@@ -5312,7 +5312,7 @@
         <w:spacing w:after="120"/>
       </w:pPr>
       <w:r>
-        <w:t>Bid Form, Invitation to Bid 2026-17, corrugated shipping cartons, annual requirement. The bidder offers to supply the items below for twelve months from award, in releases against a blanket purchase order, on the terms of the invitation as amended by its addenda, except as stated on this form and in any letter attached to it.</w:t>
+        <w:t>Bid Form, Invitation to Bid 2026-17, corrugated shipping cartons, annual requirement. The bidder offers to supply the items below for twelve months from award, in releases against a blanket purchase order, on the terms of the invitation as amended by its addenda, except as stated on this form and in any letter attached to it, and signs below by an officer of the bidder.</w:t>
       </w:r>
     </w:p>
     <w:p>
@@ -5656,17 +5656,17 @@
           </w:tcPr>
           <w:p>
             <w:r>
-              <w:t>0.952</w:t>
-            </w:r>
-          </w:p>
-        </w:tc>
-        <w:tc>
-          <w:tcPr>
-            <w:tcW w:w="1872" w:type="dxa"/>
-          </w:tcPr>
-          <w:p>
-            <w:r>
-              <w:t>22,848.00</w:t>
+              <w:t>0.957</w:t>
+            </w:r>
+          </w:p>
+        </w:tc>
+        <w:tc>
+          <w:tcPr>
+            <w:tcW w:w="1872" w:type="dxa"/>
+          </w:tcPr>
+          <w:p>
+            <w:r>
+              <w:t>22,968.00</w:t>
             </w:r>
           </w:p>
         </w:tc>
@@ -5746,7 +5746,7 @@
           </w:tcPr>
           <w:p>
             <w:r>
-              <w:t>101,839.00</w:t>
+              <w:t>101,959.00</w:t>
             </w:r>
           </w:p>
         </w:tc>
@@ -6064,7 +6064,7 @@
         <w:spacing w:after="120"/>
       </w:pPr>
       <w:r>
-        <w:t>Bid Form, Invitation to Bid 2026-17, corrugated shipping cartons, annual requirement. The bidder offers to supply the items below for twelve months from award, in releases against a blanket purchase order, on the terms of the invitation as amended by its addenda, except as stated on this form and in any letter attached to it.</w:t>
+        <w:t>Bid Form, Invitation to Bid 2026-17, corrugated shipping cartons, annual requirement. The bidder offers to supply the items below for twelve months from award, in releases against a blanket purchase order, on the terms of the invitation as amended by its addenda, except as stated on this form and in any letter attached to it, and signs below by an officer of the bidder.</w:t>
       </w:r>
     </w:p>
     <w:p>
@@ -6080,7 +6080,7 @@
         <w:spacing w:after="120"/>
       </w:pPr>
       <w:r>
-        <w:t>Plant of manufacture: Cedar Rapids, IA; see letter</w:t>
+        <w:t>Plant of manufacture: Omaha, NE; see letter</w:t>
       </w:r>
     </w:p>
     <w:tbl>
@@ -6652,7 +6652,7 @@
           </w:tcPr>
           <w:p>
             <w:r>
-              <w:t>Surety bond, enclosed</w:t>
+              <w:t>Cashier's check, $4,554.95, no. 7730412</w:t>
             </w:r>
           </w:p>
         </w:tc>
@@ -6731,7 +6731,7 @@
     </w:p>
     <w:p>
       <w:r>
-        <w:t>Signed: A. Delaney, Director of Sales, Ridgecrest Packaging, October 5, 2026</w:t>
+        <w:t>Signed: A. Delaney, Vice President, Sales, Ridgecrest Packaging, October 5, 2026</w:t>
       </w:r>
     </w:p>
     <w:p>
@@ -6771,7 +6771,7 @@
         <w:spacing w:after="120"/>
       </w:pPr>
       <w:r>
-        <w:t>Enclosed is our bid on ITB 2026-17 for the five carton items, with a surety bond at five percent. Samples of each item are already with the purchasing office. We acknowledge addenda 1 and 2 and have priced item 3 at 27,000 and item 5 on 44 ECT C flute.</w:t>
+        <w:t>Enclosed is our bid on ITB 2026-17 for the five carton items, with cashier's check no. 7730412 for $4,554.95, five percent of our prices for the five items, as bid security. Samples of each item are already with the purchasing office. We acknowledge addenda 1 and 2 and have priced item 3 at 27,000 and item 5 on 44 ECT C flute.</w:t>
       </w:r>
     </w:p>
     <w:p>
@@ -6779,7 +6779,7 @@
         <w:spacing w:after="120"/>
       </w:pPr>
       <w:r>
-        <w:t>Our prices are FOB origin, with freight to be arranged by Nordvik or by Ridgecrest as a prepaid and add charge at Nordvik's option. Items 1 through 4 would be made at our Cedar Rapids plant, which runs a 110 inch corrugator, and would ship from there. The printed carton, item 5, would be made at our plant in Omaha, Nebraska, where the two-color press is, and would ship from Omaha.</w:t>
+        <w:t>Our prices are FOB origin, with freight to be arranged by Nordvik or by Ridgecrest as a prepaid and add charge at Nordvik's option. Our Cedar Rapids office handles the account. Items 1 through 4 would be made at our plant in Omaha, Nebraska, which runs a 110 inch corrugator, and would ship from Omaha. The printed carton, item 5, would be made at our plant in Cedar Rapids, Iowa, where the two-color press is, and would ship from Cedar Rapids.</w:t>
       </w:r>
     </w:p>
     <w:p>
@@ -6795,7 +6795,7 @@
         <w:spacing w:after="120"/>
       </w:pPr>
       <w:r>
-        <w:t>Sincerely, A. Delaney, Director of Sales, Ridgecrest Packaging</w:t>
+        <w:t>Sincerely, A. Delaney, Vice President, Sales, Ridgecrest Packaging</w:t>
       </w:r>
     </w:p>
     <w:p>
@@ -6811,7 +6811,7 @@
         <w:spacing w:after="120"/>
       </w:pPr>
       <w:r>
-        <w:t>Bid Form, Invitation to Bid 2026-17, corrugated shipping cartons, annual requirement. The bidder offers to supply the items below for twelve months from award, in releases against a blanket purchase order, on the terms of the invitation as amended by its addenda, except as stated on this form and in any letter attached to it.</w:t>
+        <w:t>Bid Form, Invitation to Bid 2026-17, corrugated shipping cartons, annual requirement. The bidder offers to supply the items below for twelve months from award, in releases against a blanket purchase order, on the terms of the invitation as amended by its addenda, except as stated on this form and in any letter attached to it, and signs below by an officer of the bidder.</w:t>
       </w:r>
     </w:p>
     <w:p>
@@ -7563,7 +7563,7 @@
         <w:spacing w:after="120"/>
       </w:pPr>
       <w:r>
-        <w:t>Bid Form, Invitation to Bid 2026-17, corrugated shipping cartons, annual requirement. The bidder offers to supply the items below for twelve months from award, in releases against a blanket purchase order, on the terms of the invitation as amended by its addenda, except as stated on this form and in any letter attached to it.</w:t>
+        <w:t>Bid Form, Invitation to Bid 2026-17, corrugated shipping cartons, annual requirement. The bidder offers to supply the items below for twelve months from award, in releases against a blanket purchase order, on the terms of the invitation as amended by its addenda, except as stated on this form and in any letter attached to it, and signs below by an officer of the bidder.</w:t>
       </w:r>
     </w:p>
     <w:p>
@@ -8230,7 +8230,7 @@
     </w:p>
     <w:p>
       <w:r>
-        <w:t>Signed: J. Krause, General Manager, Wenzel &amp; Krause Corrugated, October 5, 2026</w:t>
+        <w:t>Signed: J. Krause, President, Wenzel &amp; Krause Corrugated, October 5, 2026</w:t>
       </w:r>
     </w:p>
     <w:p>
@@ -8270,7 +8270,7 @@
         <w:spacing w:after="120"/>
       </w:pPr>
       <w:r>
-        <w:t>Enclosed is the bid of Wenzel &amp; Krause Corrugated on ITB 2026-17, with a cashier's check for $5,300.00 as bid security and a sample of each item. We acknowledge addenda 1 and 2. Item 3 is priced at the reduced quantity of 27,000, and item 5 is priced on 44 ECT board.</w:t>
+        <w:t>Enclosed is the bid of Wenzel &amp; Krause Corrugated on ITB 2026-17, with a cashier's check for $5,300.00 as bid security and a sample of each item. We acknowledge addenda 1 and 2. Item 3 is priced at the reduced quantity of 27,000, and item 5 is priced on 44 ECT board. The item 5 sample enclosed was run from the 32 ECT board we had on the floor; production would be on 44 ECT.</w:t>
       </w:r>
     </w:p>
     <w:p>
@@ -8294,7 +8294,7 @@
         <w:spacing w:after="120"/>
       </w:pPr>
       <w:r>
-        <w:t>Sincerely, J. Krause, General Manager, Wenzel &amp; Krause Corrugated</w:t>
+        <w:t>Sincerely, J. Krause, President, Wenzel &amp; Krause Corrugated</w:t>
       </w:r>
     </w:p>
     <w:p>

--- a/submissions/10-carton-bid-evaluation/inputs/bid_forms_itb_2026_17.docx
+++ b/submissions/10-carton-bid-evaluation/inputs/bid_forms_itb_2026_17.docx
@@ -816,7 +816,7 @@
         <w:spacing w:after="120"/>
       </w:pPr>
       <w:r>
-        <w:t>Plant of manufacture: St. Cloud, MN</w:t>
+        <w:t>Plant of manufacture: St. Cloud, MN; see letter</w:t>
       </w:r>
     </w:p>
     <w:tbl>
@@ -936,17 +936,17 @@
           </w:tcPr>
           <w:p>
             <w:r>
-              <w:t>0.597</w:t>
-            </w:r>
-          </w:p>
-        </w:tc>
-        <w:tc>
-          <w:tcPr>
-            <w:tcW w:w="1872" w:type="dxa"/>
-          </w:tcPr>
-          <w:p>
-            <w:r>
-              <w:t>26,865.00</w:t>
+              <w:t>0.551</w:t>
+            </w:r>
+          </w:p>
+        </w:tc>
+        <w:tc>
+          <w:tcPr>
+            <w:tcW w:w="1872" w:type="dxa"/>
+          </w:tcPr>
+          <w:p>
+            <w:r>
+              <w:t>24,795.00</w:t>
             </w:r>
           </w:p>
         </w:tc>
@@ -988,17 +988,17 @@
           </w:tcPr>
           <w:p>
             <w:r>
-              <w:t>0.400</w:t>
-            </w:r>
-          </w:p>
-        </w:tc>
-        <w:tc>
-          <w:tcPr>
-            <w:tcW w:w="1872" w:type="dxa"/>
-          </w:tcPr>
-          <w:p>
-            <w:r>
-              <w:t>25,900.00</w:t>
+              <w:t>0.371</w:t>
+            </w:r>
+          </w:p>
+        </w:tc>
+        <w:tc>
+          <w:tcPr>
+            <w:tcW w:w="1872" w:type="dxa"/>
+          </w:tcPr>
+          <w:p>
+            <w:r>
+              <w:t>24,044.00</w:t>
             </w:r>
           </w:p>
         </w:tc>
@@ -1040,17 +1040,17 @@
           </w:tcPr>
           <w:p>
             <w:r>
-              <w:t>0.284</w:t>
-            </w:r>
-          </w:p>
-        </w:tc>
-        <w:tc>
-          <w:tcPr>
-            <w:tcW w:w="1872" w:type="dxa"/>
-          </w:tcPr>
-          <w:p>
-            <w:r>
-              <w:t>7,668.00</w:t>
+              <w:t>0.263</w:t>
+            </w:r>
+          </w:p>
+        </w:tc>
+        <w:tc>
+          <w:tcPr>
+            <w:tcW w:w="1872" w:type="dxa"/>
+          </w:tcPr>
+          <w:p>
+            <w:r>
+              <w:t>7,101.00</w:t>
             </w:r>
           </w:p>
         </w:tc>
@@ -1092,17 +1092,17 @@
           </w:tcPr>
           <w:p>
             <w:r>
-              <w:t>1.702</w:t>
-            </w:r>
-          </w:p>
-        </w:tc>
-        <w:tc>
-          <w:tcPr>
-            <w:tcW w:w="1872" w:type="dxa"/>
-          </w:tcPr>
-          <w:p>
-            <w:r>
-              <w:t>15,318.00</w:t>
+              <w:t>1.576</w:t>
+            </w:r>
+          </w:p>
+        </w:tc>
+        <w:tc>
+          <w:tcPr>
+            <w:tcW w:w="1872" w:type="dxa"/>
+          </w:tcPr>
+          <w:p>
+            <w:r>
+              <w:t>14,184.00</w:t>
             </w:r>
           </w:p>
         </w:tc>
@@ -1144,17 +1144,17 @@
           </w:tcPr>
           <w:p>
             <w:r>
-              <w:t>0.984</w:t>
-            </w:r>
-          </w:p>
-        </w:tc>
-        <w:tc>
-          <w:tcPr>
-            <w:tcW w:w="1872" w:type="dxa"/>
-          </w:tcPr>
-          <w:p>
-            <w:r>
-              <w:t>23,616.00</w:t>
+              <w:t>0.911</w:t>
+            </w:r>
+          </w:p>
+        </w:tc>
+        <w:tc>
+          <w:tcPr>
+            <w:tcW w:w="1872" w:type="dxa"/>
+          </w:tcPr>
+          <w:p>
+            <w:r>
+              <w:t>21,864.00</w:t>
             </w:r>
           </w:p>
         </w:tc>
@@ -1234,7 +1234,7 @@
           </w:tcPr>
           <w:p>
             <w:r>
-              <w:t>101,317.00</w:t>
+              <w:t>93,938.00</w:t>
             </w:r>
           </w:p>
         </w:tc>
@@ -1300,7 +1300,7 @@
           </w:tcPr>
           <w:p>
             <w:r>
-              <w:t>Destination</w:t>
+              <w:t>Origin, shipping plant</w:t>
             </w:r>
           </w:p>
         </w:tc>
@@ -1322,7 +1322,7 @@
           </w:tcPr>
           <w:p>
             <w:r>
-              <w:t>1% 30, net 45</w:t>
+              <w:t>2% 10, net 30</w:t>
             </w:r>
           </w:p>
         </w:tc>
@@ -1467,7 +1467,7 @@
     </w:p>
     <w:p>
       <w:r>
-        <w:t>Signed: Carol Hennen, Vice President, Dahlgren Paper Box Co., October 5, 2026</w:t>
+        <w:t>Signed: Carol Hennen, Vice President, Dahlgren Paper Box Co., October 6, 2026</w:t>
       </w:r>
     </w:p>
     <w:p>
@@ -1483,7 +1483,7 @@
         <w:spacing w:after="40"/>
       </w:pPr>
       <w:r>
-        <w:t>October 5, 2026</w:t>
+        <w:t>October 6, 2026</w:t>
       </w:r>
     </w:p>
     <w:p>
@@ -1507,7 +1507,7 @@
         <w:spacing w:after="120"/>
       </w:pPr>
       <w:r>
-        <w:t>Dahlgren Paper Box is glad to bid on the annual carton requirement. Our bid form is enclosed with a surety bond at five percent of the total bid, and a sample of each of the five items is in the carton delivered with this envelope.</w:t>
+        <w:t>Dahlgren Paper Box is glad to bid on the annual carton requirement. Our bid form is enclosed with a surety bond at five percent of the total bid. The samples delivered with our first envelope on October 1 may stay with the purchasing office, and this envelope replaces that bid.</w:t>
       </w:r>
     </w:p>
     <w:p>
@@ -1515,7 +1515,7 @@
         <w:spacing w:after="120"/>
       </w:pPr>
       <w:r>
-        <w:t>We have both addenda in hand. Item 3 is priced at 27,000 mailers, and item 5 is priced on 44 ECT C flute to revision B of the drawing. The mailer would be cut on the rotary die cutter in St. Cloud, and the other four items would run on the flexo folder gluers there.</w:t>
+        <w:t>We have both addenda in hand. Item 3 is priced at 27,000 mailers, and item 5 is priced on 44 ECT C flute to revision B of the drawing. Items 1, 2 and 3 would be made at our plant in St. Cloud, Minnesota, and would ship from St. Cloud. Items 4 and 5 would be made at our plant in Eau Claire, Wisconsin, where the doublewall corrugator and the two-color press are, and would ship from Eau Claire.</w:t>
       </w:r>
     </w:p>
     <w:p>
@@ -1523,7 +1523,7 @@
         <w:spacing w:after="120"/>
       </w:pPr>
       <w:r>
-        <w:t>Prices are delivered to your dock in Alexandria and stay firm for twelve months from award. We ship on our own trucks twice a week and can take releases in any pallet quantity. Terms are 1% 30, net 45.</w:t>
+        <w:t>Our prices are FOB origin at the shipping plant, with freight to Alexandria arranged by Nordvik, and they stay firm for twelve months from award. We can take releases in any pallet quantity. Terms are 2% 10, net 30.</w:t>
       </w:r>
     </w:p>
     <w:p>
@@ -5656,17 +5656,17 @@
           </w:tcPr>
           <w:p>
             <w:r>
-              <w:t>0.957</w:t>
-            </w:r>
-          </w:p>
-        </w:tc>
-        <w:tc>
-          <w:tcPr>
-            <w:tcW w:w="1872" w:type="dxa"/>
-          </w:tcPr>
-          <w:p>
-            <w:r>
-              <w:t>22,968.00</w:t>
+              <w:t>0.985</w:t>
+            </w:r>
+          </w:p>
+        </w:tc>
+        <w:tc>
+          <w:tcPr>
+            <w:tcW w:w="1872" w:type="dxa"/>
+          </w:tcPr>
+          <w:p>
+            <w:r>
+              <w:t>23,640.00</w:t>
             </w:r>
           </w:p>
         </w:tc>
@@ -5746,7 +5746,7 @@
           </w:tcPr>
           <w:p>
             <w:r>
-              <w:t>101,959.00</w:t>
+              <w:t>102,631.00</w:t>
             </w:r>
           </w:p>
         </w:tc>
@@ -5834,7 +5834,7 @@
           </w:tcPr>
           <w:p>
             <w:r>
-              <w:t>2% 10, net 30</w:t>
+              <w:t>1% 20, net 30</w:t>
             </w:r>
           </w:p>
         </w:tc>
@@ -5979,7 +5979,7 @@
     </w:p>
     <w:p>
       <w:r>
-        <w:t>Signed: M. Ostrowski, Regional Sales Manager, Pemberton Container, October 2, 2026</w:t>
+        <w:t>Signed: M. Ostrowski, Regional Sales Manager, Pemberton Container, October 1, 2026</w:t>
       </w:r>
     </w:p>
     <w:p>
@@ -5995,7 +5995,7 @@
         <w:spacing w:after="40"/>
       </w:pPr>
       <w:r>
-        <w:t>October 2, 2026</w:t>
+        <w:t>October 1, 2026</w:t>
       </w:r>
     </w:p>
     <w:p>
@@ -6035,7 +6035,7 @@
         <w:spacing w:after="120"/>
       </w:pPr>
       <w:r>
-        <w:t>Prices are firm for twelve months from award, delivered to Alexandria. Terms are 2% 10, net 30. Our Neenah plant currently supplies the RSC 24 x 18 x 12 to Nordvik under the spot orders placed this spring and summer.</w:t>
+        <w:t>Prices are firm for twelve months from award, delivered to Alexandria. Terms are 1% 20, net 30. Our Neenah plant currently supplies the RSC 24 x 18 x 12 to Nordvik under the spot orders placed this spring and summer.</w:t>
       </w:r>
     </w:p>
     <w:p>
@@ -6771,7 +6771,7 @@
         <w:spacing w:after="120"/>
       </w:pPr>
       <w:r>
-        <w:t>Enclosed is our bid on ITB 2026-17 for the five carton items, with cashier's check no. 7730412 for $4,554.95, five percent of our prices for the five items, as bid security. Samples of each item are already with the purchasing office. We acknowledge addenda 1 and 2 and have priced item 3 at 27,000 and item 5 on 44 ECT C flute.</w:t>
+        <w:t>Enclosed is our bid on ITB 2026-17 for the five carton items, with cashier's check no. 7730412 for $4,554.95, five percent of our prices for the five items, as bid security. Samples of each item were delivered to the purchasing office on October 2. We acknowledge addenda 1 and 2 and have priced item 3 at 27,000 and item 5 on 44 ECT C flute.</w:t>
       </w:r>
     </w:p>
     <w:p>
